--- a/Documentation/course_submissions/User_Stories.docx
+++ b/Documentation/course_submissions/User_Stories.docx
@@ -94,16 +94,16 @@
         </w:tblBorders>
       </w:tblPr>
       <w:tblGrid>
-        <w:gridCol w:w="500"/>
+        <w:gridCol w:w="650"/>
         <w:gridCol w:w="1400"/>
-        <w:gridCol w:w="900"/>
-        <w:gridCol w:w="3300"/>
+        <w:gridCol w:w="850"/>
         <w:gridCol w:w="3250"/>
+        <w:gridCol w:w="3200"/>
       </w:tblGrid>
       <w:tr>
         <w:tc>
           <w:tcPr>
-            <w:tcW w:type="dxa" w:w="500"/>
+            <w:tcW w:type="dxa" w:w="650"/>
             <w:tcBorders>
               <w:top w:val="single" w:color="000000" w:sz="4"/>
               <w:left w:val="single" w:color="000000" w:sz="4"/>
@@ -153,7 +153,7 @@
         </w:tc>
         <w:tc>
           <w:tcPr>
-            <w:tcW w:type="dxa" w:w="900"/>
+            <w:tcW w:type="dxa" w:w="850"/>
             <w:tcBorders>
               <w:top w:val="single" w:color="000000" w:sz="4"/>
               <w:left w:val="single" w:color="000000" w:sz="4"/>
@@ -178,7 +178,7 @@
         </w:tc>
         <w:tc>
           <w:tcPr>
-            <w:tcW w:type="dxa" w:w="3300"/>
+            <w:tcW w:type="dxa" w:w="3250"/>
             <w:tcBorders>
               <w:top w:val="single" w:color="000000" w:sz="4"/>
               <w:left w:val="single" w:color="000000" w:sz="4"/>
@@ -203,7 +203,7 @@
         </w:tc>
         <w:tc>
           <w:tcPr>
-            <w:tcW w:type="dxa" w:w="3250"/>
+            <w:tcW w:type="dxa" w:w="3200"/>
             <w:tcBorders>
               <w:top w:val="single" w:color="000000" w:sz="4"/>
               <w:left w:val="single" w:color="000000" w:sz="4"/>
@@ -230,7 +230,7 @@
       <w:tr>
         <w:tc>
           <w:tcPr>
-            <w:tcW w:type="dxa" w:w="500"/>
+            <w:tcW w:type="dxa" w:w="650"/>
             <w:tcBorders>
               <w:top w:val="single" w:color="000000" w:sz="4"/>
               <w:left w:val="single" w:color="000000" w:sz="4"/>
@@ -280,7 +280,7 @@
         </w:tc>
         <w:tc>
           <w:tcPr>
-            <w:tcW w:type="dxa" w:w="900"/>
+            <w:tcW w:type="dxa" w:w="850"/>
             <w:tcBorders>
               <w:top w:val="single" w:color="000000" w:sz="4"/>
               <w:left w:val="single" w:color="000000" w:sz="4"/>
@@ -305,32 +305,32 @@
         </w:tc>
         <w:tc>
           <w:tcPr>
-            <w:tcW w:type="dxa" w:w="3300"/>
-            <w:tcBorders>
-              <w:top w:val="single" w:color="000000" w:sz="4"/>
-              <w:left w:val="single" w:color="000000" w:sz="4"/>
-              <w:bottom w:val="single" w:color="000000" w:sz="4"/>
-              <w:right w:val="single" w:color="000000" w:sz="4"/>
-            </w:tcBorders>
-            <w:vAlign w:val="center"/>
-          </w:tcPr>
-          <w:p>
-            <w:r>
-              <w:rPr>
-                <w:b w:val="false"/>
-                <w:bCs w:val="false"/>
-                <w:i w:val="false"/>
-                <w:iCs w:val="false"/>
-                <w:sz w:val="20"/>
-                <w:szCs w:val="20"/>
-              </w:rPr>
-              <w:t xml:space="preserve">To add and remove shopping and to-do items by speaking into a phone app, in English or Hebrew</w:t>
-            </w:r>
-          </w:p>
-        </w:tc>
-        <w:tc>
-          <w:tcPr>
             <w:tcW w:type="dxa" w:w="3250"/>
+            <w:tcBorders>
+              <w:top w:val="single" w:color="000000" w:sz="4"/>
+              <w:left w:val="single" w:color="000000" w:sz="4"/>
+              <w:bottom w:val="single" w:color="000000" w:sz="4"/>
+              <w:right w:val="single" w:color="000000" w:sz="4"/>
+            </w:tcBorders>
+            <w:vAlign w:val="center"/>
+          </w:tcPr>
+          <w:p>
+            <w:r>
+              <w:rPr>
+                <w:b w:val="false"/>
+                <w:bCs w:val="false"/>
+                <w:i w:val="false"/>
+                <w:iCs w:val="false"/>
+                <w:sz w:val="20"/>
+                <w:szCs w:val="20"/>
+              </w:rPr>
+              <w:t>To add and remove shopping and to-do items by speaking into a phone app that I can install on my home screen, in English or Hebrew (e.g. “Add milk to my shopping list”)</w:t>
+            </w:r>
+          </w:p>
+        </w:tc>
+        <w:tc>
+          <w:tcPr>
+            <w:tcW w:type="dxa" w:w="3200"/>
             <w:tcBorders>
               <w:top w:val="single" w:color="000000" w:sz="4"/>
               <w:left w:val="single" w:color="000000" w:sz="4"/>
@@ -357,7 +357,7 @@
       <w:tr>
         <w:tc>
           <w:tcPr>
-            <w:tcW w:type="dxa" w:w="500"/>
+            <w:tcW w:type="dxa" w:w="650"/>
             <w:tcBorders>
               <w:top w:val="single" w:color="000000" w:sz="4"/>
               <w:left w:val="single" w:color="000000" w:sz="4"/>
@@ -407,7 +407,7 @@
         </w:tc>
         <w:tc>
           <w:tcPr>
-            <w:tcW w:type="dxa" w:w="900"/>
+            <w:tcW w:type="dxa" w:w="850"/>
             <w:tcBorders>
               <w:top w:val="single" w:color="000000" w:sz="4"/>
               <w:left w:val="single" w:color="000000" w:sz="4"/>
@@ -432,32 +432,32 @@
         </w:tc>
         <w:tc>
           <w:tcPr>
-            <w:tcW w:type="dxa" w:w="3300"/>
-            <w:tcBorders>
-              <w:top w:val="single" w:color="000000" w:sz="4"/>
-              <w:left w:val="single" w:color="000000" w:sz="4"/>
-              <w:bottom w:val="single" w:color="000000" w:sz="4"/>
-              <w:right w:val="single" w:color="000000" w:sz="4"/>
-            </w:tcBorders>
-            <w:vAlign w:val="center"/>
-          </w:tcPr>
-          <w:p>
-            <w:r>
-              <w:rPr>
-                <w:b w:val="false"/>
-                <w:bCs w:val="false"/>
-                <w:i w:val="false"/>
-                <w:iCs w:val="false"/>
-                <w:sz w:val="20"/>
-                <w:szCs w:val="20"/>
-              </w:rPr>
-              <w:t xml:space="preserve">To see my upcoming Google Calendar events on the display: a Calendar screen grouped by day, and the next event on the home screen</w:t>
-            </w:r>
-          </w:p>
-        </w:tc>
-        <w:tc>
-          <w:tcPr>
             <w:tcW w:type="dxa" w:w="3250"/>
+            <w:tcBorders>
+              <w:top w:val="single" w:color="000000" w:sz="4"/>
+              <w:left w:val="single" w:color="000000" w:sz="4"/>
+              <w:bottom w:val="single" w:color="000000" w:sz="4"/>
+              <w:right w:val="single" w:color="000000" w:sz="4"/>
+            </w:tcBorders>
+            <w:vAlign w:val="center"/>
+          </w:tcPr>
+          <w:p>
+            <w:r>
+              <w:rPr>
+                <w:b w:val="false"/>
+                <w:bCs w:val="false"/>
+                <w:i w:val="false"/>
+                <w:iCs w:val="false"/>
+                <w:sz w:val="20"/>
+                <w:szCs w:val="20"/>
+              </w:rPr>
+              <w:t>To see my upcoming Google Calendar events on the display: a Calendar screen grouped by day (Today, Tomorrow, then the date), with all-day events and “Now” for an event that is happening; and on the home screen the next event (or the next few events when the widget is large)</w:t>
+            </w:r>
+          </w:p>
+        </w:tc>
+        <w:tc>
+          <w:tcPr>
+            <w:tcW w:type="dxa" w:w="3200"/>
             <w:tcBorders>
               <w:top w:val="single" w:color="000000" w:sz="4"/>
               <w:left w:val="single" w:color="000000" w:sz="4"/>
@@ -484,7 +484,7 @@
       <w:tr>
         <w:tc>
           <w:tcPr>
-            <w:tcW w:type="dxa" w:w="500"/>
+            <w:tcW w:type="dxa" w:w="650"/>
             <w:tcBorders>
               <w:top w:val="single" w:color="000000" w:sz="4"/>
               <w:left w:val="single" w:color="000000" w:sz="4"/>
@@ -534,7 +534,7 @@
         </w:tc>
         <w:tc>
           <w:tcPr>
-            <w:tcW w:type="dxa" w:w="900"/>
+            <w:tcW w:type="dxa" w:w="850"/>
             <w:tcBorders>
               <w:top w:val="single" w:color="000000" w:sz="4"/>
               <w:left w:val="single" w:color="000000" w:sz="4"/>
@@ -559,32 +559,32 @@
         </w:tc>
         <w:tc>
           <w:tcPr>
-            <w:tcW w:type="dxa" w:w="3300"/>
-            <w:tcBorders>
-              <w:top w:val="single" w:color="000000" w:sz="4"/>
-              <w:left w:val="single" w:color="000000" w:sz="4"/>
-              <w:bottom w:val="single" w:color="000000" w:sz="4"/>
-              <w:right w:val="single" w:color="000000" w:sz="4"/>
-            </w:tcBorders>
-            <w:vAlign w:val="center"/>
-          </w:tcPr>
-          <w:p>
-            <w:r>
-              <w:rPr>
-                <w:b w:val="false"/>
-                <w:bCs w:val="false"/>
-                <w:i w:val="false"/>
-                <w:iCs w:val="false"/>
-                <w:sz w:val="20"/>
-                <w:szCs w:val="20"/>
-              </w:rPr>
-              <w:t xml:space="preserve">To see the current time and date on the home screen</w:t>
-            </w:r>
-          </w:p>
-        </w:tc>
-        <w:tc>
-          <w:tcPr>
             <w:tcW w:type="dxa" w:w="3250"/>
+            <w:tcBorders>
+              <w:top w:val="single" w:color="000000" w:sz="4"/>
+              <w:left w:val="single" w:color="000000" w:sz="4"/>
+              <w:bottom w:val="single" w:color="000000" w:sz="4"/>
+              <w:right w:val="single" w:color="000000" w:sz="4"/>
+            </w:tcBorders>
+            <w:vAlign w:val="center"/>
+          </w:tcPr>
+          <w:p>
+            <w:r>
+              <w:rPr>
+                <w:b w:val="false"/>
+                <w:bCs w:val="false"/>
+                <w:i w:val="false"/>
+                <w:iCs w:val="false"/>
+                <w:sz w:val="20"/>
+                <w:szCs w:val="20"/>
+              </w:rPr>
+              <w:t>To see the current time and date on the home screen in large digits that fill the clock widget, with a greeting that changes with the time of day (Good morning / afternoon / evening / night), the time in the header of every other screen, and the World Clock one tap away</w:t>
+            </w:r>
+          </w:p>
+        </w:tc>
+        <w:tc>
+          <w:tcPr>
+            <w:tcW w:type="dxa" w:w="3200"/>
             <w:tcBorders>
               <w:top w:val="single" w:color="000000" w:sz="4"/>
               <w:left w:val="single" w:color="000000" w:sz="4"/>
@@ -611,7 +611,7 @@
       <w:tr>
         <w:tc>
           <w:tcPr>
-            <w:tcW w:type="dxa" w:w="500"/>
+            <w:tcW w:type="dxa" w:w="650"/>
             <w:tcBorders>
               <w:top w:val="single" w:color="000000" w:sz="4"/>
               <w:left w:val="single" w:color="000000" w:sz="4"/>
@@ -661,7 +661,7 @@
         </w:tc>
         <w:tc>
           <w:tcPr>
-            <w:tcW w:type="dxa" w:w="900"/>
+            <w:tcW w:type="dxa" w:w="850"/>
             <w:tcBorders>
               <w:top w:val="single" w:color="000000" w:sz="4"/>
               <w:left w:val="single" w:color="000000" w:sz="4"/>
@@ -686,32 +686,32 @@
         </w:tc>
         <w:tc>
           <w:tcPr>
-            <w:tcW w:type="dxa" w:w="3300"/>
-            <w:tcBorders>
-              <w:top w:val="single" w:color="000000" w:sz="4"/>
-              <w:left w:val="single" w:color="000000" w:sz="4"/>
-              <w:bottom w:val="single" w:color="000000" w:sz="4"/>
-              <w:right w:val="single" w:color="000000" w:sz="4"/>
-            </w:tcBorders>
-            <w:vAlign w:val="center"/>
-          </w:tcPr>
-          <w:p>
-            <w:r>
-              <w:rPr>
-                <w:b w:val="false"/>
-                <w:bCs w:val="false"/>
-                <w:i w:val="false"/>
-                <w:iCs w:val="false"/>
-                <w:sz w:val="20"/>
-                <w:szCs w:val="20"/>
-              </w:rPr>
-              <w:t xml:space="preserve">To see the current weather and a 4-day forecast for my city (Jerusalem, Tel Aviv, Haifa, Beer Sheba or Eilat)</w:t>
-            </w:r>
-          </w:p>
-        </w:tc>
-        <w:tc>
-          <w:tcPr>
             <w:tcW w:type="dxa" w:w="3250"/>
+            <w:tcBorders>
+              <w:top w:val="single" w:color="000000" w:sz="4"/>
+              <w:left w:val="single" w:color="000000" w:sz="4"/>
+              <w:bottom w:val="single" w:color="000000" w:sz="4"/>
+              <w:right w:val="single" w:color="000000" w:sz="4"/>
+            </w:tcBorders>
+            <w:vAlign w:val="center"/>
+          </w:tcPr>
+          <w:p>
+            <w:r>
+              <w:rPr>
+                <w:b w:val="false"/>
+                <w:bCs w:val="false"/>
+                <w:i w:val="false"/>
+                <w:iCs w:val="false"/>
+                <w:sz w:val="20"/>
+                <w:szCs w:val="20"/>
+              </w:rPr>
+              <w:t>To see the current weather and a 4-day forecast for my city (Jerusalem, Tel Aviv, Haifa, Beer Sheba or Eilat), on a Weather screen and in a home screen widget</w:t>
+            </w:r>
+          </w:p>
+        </w:tc>
+        <w:tc>
+          <w:tcPr>
+            <w:tcW w:type="dxa" w:w="3200"/>
             <w:tcBorders>
               <w:top w:val="single" w:color="000000" w:sz="4"/>
               <w:left w:val="single" w:color="000000" w:sz="4"/>
@@ -738,7 +738,7 @@
       <w:tr>
         <w:tc>
           <w:tcPr>
-            <w:tcW w:type="dxa" w:w="500"/>
+            <w:tcW w:type="dxa" w:w="650"/>
             <w:tcBorders>
               <w:top w:val="single" w:color="000000" w:sz="4"/>
               <w:left w:val="single" w:color="000000" w:sz="4"/>
@@ -788,7 +788,7 @@
         </w:tc>
         <w:tc>
           <w:tcPr>
-            <w:tcW w:type="dxa" w:w="900"/>
+            <w:tcW w:type="dxa" w:w="850"/>
             <w:tcBorders>
               <w:top w:val="single" w:color="000000" w:sz="4"/>
               <w:left w:val="single" w:color="000000" w:sz="4"/>
@@ -813,7 +813,7 @@
         </w:tc>
         <w:tc>
           <w:tcPr>
-            <w:tcW w:type="dxa" w:w="3300"/>
+            <w:tcW w:type="dxa" w:w="3250"/>
             <w:tcBorders>
               <w:top w:val="single" w:color="000000" w:sz="4"/>
               <w:left w:val="single" w:color="000000" w:sz="4"/>
@@ -838,7 +838,7 @@
         </w:tc>
         <w:tc>
           <w:tcPr>
-            <w:tcW w:type="dxa" w:w="3250"/>
+            <w:tcW w:type="dxa" w:w="3200"/>
             <w:tcBorders>
               <w:top w:val="single" w:color="000000" w:sz="4"/>
               <w:left w:val="single" w:color="000000" w:sz="4"/>
@@ -865,7 +865,7 @@
       <w:tr>
         <w:tc>
           <w:tcPr>
-            <w:tcW w:type="dxa" w:w="500"/>
+            <w:tcW w:type="dxa" w:w="650"/>
             <w:tcBorders>
               <w:top w:val="single" w:color="000000" w:sz="4"/>
               <w:left w:val="single" w:color="000000" w:sz="4"/>
@@ -915,7 +915,7 @@
         </w:tc>
         <w:tc>
           <w:tcPr>
-            <w:tcW w:type="dxa" w:w="900"/>
+            <w:tcW w:type="dxa" w:w="850"/>
             <w:tcBorders>
               <w:top w:val="single" w:color="000000" w:sz="4"/>
               <w:left w:val="single" w:color="000000" w:sz="4"/>
@@ -940,32 +940,32 @@
         </w:tc>
         <w:tc>
           <w:tcPr>
-            <w:tcW w:type="dxa" w:w="3300"/>
-            <w:tcBorders>
-              <w:top w:val="single" w:color="000000" w:sz="4"/>
-              <w:left w:val="single" w:color="000000" w:sz="4"/>
-              <w:bottom w:val="single" w:color="000000" w:sz="4"/>
-              <w:right w:val="single" w:color="000000" w:sz="4"/>
-            </w:tcBorders>
-            <w:vAlign w:val="center"/>
-          </w:tcPr>
-          <w:p>
-            <w:r>
-              <w:rPr>
-                <w:b w:val="false"/>
-                <w:bCs w:val="false"/>
-                <w:i w:val="false"/>
-                <w:iCs w:val="false"/>
-                <w:sz w:val="20"/>
-                <w:szCs w:val="20"/>
-              </w:rPr>
-              <w:t xml:space="preserve">To connect the display to my Wi-Fi from my phone, through the display's setup network (SmartDisplay-Setup)</w:t>
-            </w:r>
-          </w:p>
-        </w:tc>
-        <w:tc>
-          <w:tcPr>
             <w:tcW w:type="dxa" w:w="3250"/>
+            <w:tcBorders>
+              <w:top w:val="single" w:color="000000" w:sz="4"/>
+              <w:left w:val="single" w:color="000000" w:sz="4"/>
+              <w:bottom w:val="single" w:color="000000" w:sz="4"/>
+              <w:right w:val="single" w:color="000000" w:sz="4"/>
+            </w:tcBorders>
+            <w:vAlign w:val="center"/>
+          </w:tcPr>
+          <w:p>
+            <w:r>
+              <w:rPr>
+                <w:b w:val="false"/>
+                <w:bCs w:val="false"/>
+                <w:i w:val="false"/>
+                <w:iCs w:val="false"/>
+                <w:sz w:val="20"/>
+                <w:szCs w:val="20"/>
+              </w:rPr>
+              <w:t>To connect the display to my Wi-Fi from my phone, through the display's setup network (SmartDisplay-Setup); if the saved network is gone for a minute, the setup network opens again so I can choose another one, and the display reconnects by itself when the network returns</w:t>
+            </w:r>
+          </w:p>
+        </w:tc>
+        <w:tc>
+          <w:tcPr>
+            <w:tcW w:type="dxa" w:w="3200"/>
             <w:tcBorders>
               <w:top w:val="single" w:color="000000" w:sz="4"/>
               <w:left w:val="single" w:color="000000" w:sz="4"/>
@@ -992,7 +992,7 @@
       <w:tr>
         <w:tc>
           <w:tcPr>
-            <w:tcW w:type="dxa" w:w="500"/>
+            <w:tcW w:type="dxa" w:w="650"/>
             <w:tcBorders>
               <w:top w:val="single" w:color="000000" w:sz="4"/>
               <w:left w:val="single" w:color="000000" w:sz="4"/>
@@ -1042,7 +1042,7 @@
         </w:tc>
         <w:tc>
           <w:tcPr>
-            <w:tcW w:type="dxa" w:w="900"/>
+            <w:tcW w:type="dxa" w:w="850"/>
             <w:tcBorders>
               <w:top w:val="single" w:color="000000" w:sz="4"/>
               <w:left w:val="single" w:color="000000" w:sz="4"/>
@@ -1067,31 +1067,6 @@
         </w:tc>
         <w:tc>
           <w:tcPr>
-            <w:tcW w:type="dxa" w:w="3300"/>
-            <w:tcBorders>
-              <w:top w:val="single" w:color="000000" w:sz="4"/>
-              <w:left w:val="single" w:color="000000" w:sz="4"/>
-              <w:bottom w:val="single" w:color="000000" w:sz="4"/>
-              <w:right w:val="single" w:color="000000" w:sz="4"/>
-            </w:tcBorders>
-            <w:vAlign w:val="center"/>
-          </w:tcPr>
-          <w:p>
-            <w:r>
-              <w:rPr>
-                <w:b w:val="false"/>
-                <w:bCs w:val="false"/>
-                <w:i w:val="false"/>
-                <w:iCs w:val="false"/>
-                <w:sz w:val="20"/>
-                <w:szCs w:val="20"/>
-              </w:rPr>
-              <w:t xml:space="preserve">To see on every screen when the display is offline</w:t>
-            </w:r>
-          </w:p>
-        </w:tc>
-        <w:tc>
-          <w:tcPr>
             <w:tcW w:type="dxa" w:w="3250"/>
             <w:tcBorders>
               <w:top w:val="single" w:color="000000" w:sz="4"/>
@@ -1111,7 +1086,32 @@
                 <w:sz w:val="20"/>
                 <w:szCs w:val="20"/>
               </w:rPr>
-              <w:t xml:space="preserve">I can understand why online information is not updating</w:t>
+              <w:t>To see on every screen whether the display is connected, and whether the problem is the WiFi (“⚠ No WiFi”) or the internet behind it (“No internet”)</w:t>
+            </w:r>
+          </w:p>
+        </w:tc>
+        <w:tc>
+          <w:tcPr>
+            <w:tcW w:type="dxa" w:w="3200"/>
+            <w:tcBorders>
+              <w:top w:val="single" w:color="000000" w:sz="4"/>
+              <w:left w:val="single" w:color="000000" w:sz="4"/>
+              <w:bottom w:val="single" w:color="000000" w:sz="4"/>
+              <w:right w:val="single" w:color="000000" w:sz="4"/>
+            </w:tcBorders>
+            <w:vAlign w:val="center"/>
+          </w:tcPr>
+          <w:p>
+            <w:r>
+              <w:rPr>
+                <w:b w:val="false"/>
+                <w:bCs w:val="false"/>
+                <w:i w:val="false"/>
+                <w:iCs w:val="false"/>
+                <w:sz w:val="20"/>
+                <w:szCs w:val="20"/>
+              </w:rPr>
+              <w:t>I can understand why online information is not updating and what to fix</w:t>
             </w:r>
           </w:p>
         </w:tc>
@@ -1119,7 +1119,7 @@
       <w:tr>
         <w:tc>
           <w:tcPr>
-            <w:tcW w:type="dxa" w:w="500"/>
+            <w:tcW w:type="dxa" w:w="650"/>
             <w:tcBorders>
               <w:top w:val="single" w:color="000000" w:sz="4"/>
               <w:left w:val="single" w:color="000000" w:sz="4"/>
@@ -1169,7 +1169,7 @@
         </w:tc>
         <w:tc>
           <w:tcPr>
-            <w:tcW w:type="dxa" w:w="900"/>
+            <w:tcW w:type="dxa" w:w="850"/>
             <w:tcBorders>
               <w:top w:val="single" w:color="000000" w:sz="4"/>
               <w:left w:val="single" w:color="000000" w:sz="4"/>
@@ -1194,32 +1194,32 @@
         </w:tc>
         <w:tc>
           <w:tcPr>
-            <w:tcW w:type="dxa" w:w="3300"/>
-            <w:tcBorders>
-              <w:top w:val="single" w:color="000000" w:sz="4"/>
-              <w:left w:val="single" w:color="000000" w:sz="4"/>
-              <w:bottom w:val="single" w:color="000000" w:sz="4"/>
-              <w:right w:val="single" w:color="000000" w:sz="4"/>
-            </w:tcBorders>
-            <w:vAlign w:val="center"/>
-          </w:tcPr>
-          <w:p>
-            <w:r>
-              <w:rPr>
-                <w:b w:val="false"/>
-                <w:bCs w:val="false"/>
-                <w:i w:val="false"/>
-                <w:iCs w:val="false"/>
-                <w:sz w:val="20"/>
-                <w:szCs w:val="20"/>
-              </w:rPr>
-              <w:t xml:space="preserve">To keep using the clock, lists and settings, and see the last weather and events, during network outages; list changes made offline are synced when the connection returns</w:t>
-            </w:r>
-          </w:p>
-        </w:tc>
-        <w:tc>
-          <w:tcPr>
             <w:tcW w:type="dxa" w:w="3250"/>
+            <w:tcBorders>
+              <w:top w:val="single" w:color="000000" w:sz="4"/>
+              <w:left w:val="single" w:color="000000" w:sz="4"/>
+              <w:bottom w:val="single" w:color="000000" w:sz="4"/>
+              <w:right w:val="single" w:color="000000" w:sz="4"/>
+            </w:tcBorders>
+            <w:vAlign w:val="center"/>
+          </w:tcPr>
+          <w:p>
+            <w:r>
+              <w:rPr>
+                <w:b w:val="false"/>
+                <w:bCs w:val="false"/>
+                <w:i w:val="false"/>
+                <w:iCs w:val="false"/>
+                <w:sz w:val="20"/>
+                <w:szCs w:val="20"/>
+              </w:rPr>
+              <w:t>To keep using the clock, lists and settings, and see the last weather and events (with the time they were last updated, in red when old), during network outages and even after a restart without internet; list changes made offline are synced when the connection returns</w:t>
+            </w:r>
+          </w:p>
+        </w:tc>
+        <w:tc>
+          <w:tcPr>
+            <w:tcW w:type="dxa" w:w="3200"/>
             <w:tcBorders>
               <w:top w:val="single" w:color="000000" w:sz="4"/>
               <w:left w:val="single" w:color="000000" w:sz="4"/>
@@ -1246,7 +1246,7 @@
       <w:tr>
         <w:tc>
           <w:tcPr>
-            <w:tcW w:type="dxa" w:w="500"/>
+            <w:tcW w:type="dxa" w:w="650"/>
             <w:tcBorders>
               <w:top w:val="single" w:color="000000" w:sz="4"/>
               <w:left w:val="single" w:color="000000" w:sz="4"/>
@@ -1296,7 +1296,7 @@
         </w:tc>
         <w:tc>
           <w:tcPr>
-            <w:tcW w:type="dxa" w:w="900"/>
+            <w:tcW w:type="dxa" w:w="850"/>
             <w:tcBorders>
               <w:top w:val="single" w:color="000000" w:sz="4"/>
               <w:left w:val="single" w:color="000000" w:sz="4"/>
@@ -1321,7 +1321,7 @@
         </w:tc>
         <w:tc>
           <w:tcPr>
-            <w:tcW w:type="dxa" w:w="3300"/>
+            <w:tcW w:type="dxa" w:w="3250"/>
             <w:tcBorders>
               <w:top w:val="single" w:color="000000" w:sz="4"/>
               <w:left w:val="single" w:color="000000" w:sz="4"/>
@@ -1346,7 +1346,7 @@
         </w:tc>
         <w:tc>
           <w:tcPr>
-            <w:tcW w:type="dxa" w:w="3250"/>
+            <w:tcW w:type="dxa" w:w="3200"/>
             <w:tcBorders>
               <w:top w:val="single" w:color="000000" w:sz="4"/>
               <w:left w:val="single" w:color="000000" w:sz="4"/>
@@ -1373,7 +1373,7 @@
       <w:tr>
         <w:tc>
           <w:tcPr>
-            <w:tcW w:type="dxa" w:w="500"/>
+            <w:tcW w:type="dxa" w:w="650"/>
             <w:tcBorders>
               <w:top w:val="single" w:color="000000" w:sz="4"/>
               <w:left w:val="single" w:color="000000" w:sz="4"/>
@@ -1423,7 +1423,7 @@
         </w:tc>
         <w:tc>
           <w:tcPr>
-            <w:tcW w:type="dxa" w:w="900"/>
+            <w:tcW w:type="dxa" w:w="850"/>
             <w:tcBorders>
               <w:top w:val="single" w:color="000000" w:sz="4"/>
               <w:left w:val="single" w:color="000000" w:sz="4"/>
@@ -1448,31 +1448,6 @@
         </w:tc>
         <w:tc>
           <w:tcPr>
-            <w:tcW w:type="dxa" w:w="3300"/>
-            <w:tcBorders>
-              <w:top w:val="single" w:color="000000" w:sz="4"/>
-              <w:left w:val="single" w:color="000000" w:sz="4"/>
-              <w:bottom w:val="single" w:color="000000" w:sz="4"/>
-              <w:right w:val="single" w:color="000000" w:sz="4"/>
-            </w:tcBorders>
-            <w:vAlign w:val="center"/>
-          </w:tcPr>
-          <w:p>
-            <w:r>
-              <w:rPr>
-                <w:b w:val="false"/>
-                <w:bCs w:val="false"/>
-                <w:i w:val="false"/>
-                <w:iCs w:val="false"/>
-                <w:sz w:val="20"/>
-                <w:szCs w:val="20"/>
-              </w:rPr>
-              <w:t xml:space="preserve">To configure the display in a Settings screen with sections that open and close (Display, Clock, Power saving)</w:t>
-            </w:r>
-          </w:p>
-        </w:tc>
-        <w:tc>
-          <w:tcPr>
             <w:tcW w:type="dxa" w:w="3250"/>
             <w:tcBorders>
               <w:top w:val="single" w:color="000000" w:sz="4"/>
@@ -1492,7 +1467,32 @@
                 <w:sz w:val="20"/>
                 <w:szCs w:val="20"/>
               </w:rPr>
-              <w:t xml:space="preserve">I can adapt it to my preferences (brightness, dark mode, 24-hour time, power saving)</w:t>
+              <w:t>To configure the display in a Settings screen with sections that open and close (Display, Clock, Power saving, Device, Home screen)</w:t>
+            </w:r>
+          </w:p>
+        </w:tc>
+        <w:tc>
+          <w:tcPr>
+            <w:tcW w:type="dxa" w:w="3200"/>
+            <w:tcBorders>
+              <w:top w:val="single" w:color="000000" w:sz="4"/>
+              <w:left w:val="single" w:color="000000" w:sz="4"/>
+              <w:bottom w:val="single" w:color="000000" w:sz="4"/>
+              <w:right w:val="single" w:color="000000" w:sz="4"/>
+            </w:tcBorders>
+            <w:vAlign w:val="center"/>
+          </w:tcPr>
+          <w:p>
+            <w:r>
+              <w:rPr>
+                <w:b w:val="false"/>
+                <w:bCs w:val="false"/>
+                <w:i w:val="false"/>
+                <w:iCs w:val="false"/>
+                <w:sz w:val="20"/>
+                <w:szCs w:val="20"/>
+              </w:rPr>
+              <w:t>I can adapt it to my preferences (brightness, dark mode, 24-hour time, power saving, home screen layout)</w:t>
             </w:r>
           </w:p>
         </w:tc>
@@ -1500,7 +1500,7 @@
       <w:tr>
         <w:tc>
           <w:tcPr>
-            <w:tcW w:type="dxa" w:w="500"/>
+            <w:tcW w:type="dxa" w:w="650"/>
             <w:tcBorders>
               <w:top w:val="single" w:color="000000" w:sz="4"/>
               <w:left w:val="single" w:color="000000" w:sz="4"/>
@@ -1550,7 +1550,7 @@
         </w:tc>
         <w:tc>
           <w:tcPr>
-            <w:tcW w:type="dxa" w:w="900"/>
+            <w:tcW w:type="dxa" w:w="850"/>
             <w:tcBorders>
               <w:top w:val="single" w:color="000000" w:sz="4"/>
               <w:left w:val="single" w:color="000000" w:sz="4"/>
@@ -1575,32 +1575,32 @@
         </w:tc>
         <w:tc>
           <w:tcPr>
-            <w:tcW w:type="dxa" w:w="3300"/>
-            <w:tcBorders>
-              <w:top w:val="single" w:color="000000" w:sz="4"/>
-              <w:left w:val="single" w:color="000000" w:sz="4"/>
-              <w:bottom w:val="single" w:color="000000" w:sz="4"/>
-              <w:right w:val="single" w:color="000000" w:sz="4"/>
-            </w:tcBorders>
-            <w:vAlign w:val="center"/>
-          </w:tcPr>
-          <w:p>
-            <w:r>
-              <w:rPr>
-                <w:b w:val="false"/>
-                <w:bCs w:val="false"/>
-                <w:i w:val="false"/>
-                <w:iCs w:val="false"/>
-                <w:sz w:val="20"/>
-                <w:szCs w:val="20"/>
-              </w:rPr>
-              <w:t xml:space="preserve">To manage a shopping list by voice, and tap an item to tick it off once purchased (with a short undo)</w:t>
-            </w:r>
-          </w:p>
-        </w:tc>
-        <w:tc>
-          <w:tcPr>
             <w:tcW w:type="dxa" w:w="3250"/>
+            <w:tcBorders>
+              <w:top w:val="single" w:color="000000" w:sz="4"/>
+              <w:left w:val="single" w:color="000000" w:sz="4"/>
+              <w:bottom w:val="single" w:color="000000" w:sz="4"/>
+              <w:right w:val="single" w:color="000000" w:sz="4"/>
+            </w:tcBorders>
+            <w:vAlign w:val="center"/>
+          </w:tcPr>
+          <w:p>
+            <w:r>
+              <w:rPr>
+                <w:b w:val="false"/>
+                <w:bCs w:val="false"/>
+                <w:i w:val="false"/>
+                <w:iCs w:val="false"/>
+                <w:sz w:val="20"/>
+                <w:szCs w:val="20"/>
+              </w:rPr>
+              <w:t>To manage a shopping list by voice or by typing, and tap an item to tick it off once purchased (a pop-up says how to keep it within 3 seconds); an item that is already on the list is not added twice, and I am told so</w:t>
+            </w:r>
+          </w:p>
+        </w:tc>
+        <w:tc>
+          <w:tcPr>
+            <w:tcW w:type="dxa" w:w="3200"/>
             <w:tcBorders>
               <w:top w:val="single" w:color="000000" w:sz="4"/>
               <w:left w:val="single" w:color="000000" w:sz="4"/>
@@ -1627,7 +1627,7 @@
       <w:tr>
         <w:tc>
           <w:tcPr>
-            <w:tcW w:type="dxa" w:w="500"/>
+            <w:tcW w:type="dxa" w:w="650"/>
             <w:tcBorders>
               <w:top w:val="single" w:color="000000" w:sz="4"/>
               <w:left w:val="single" w:color="000000" w:sz="4"/>
@@ -1677,7 +1677,7 @@
         </w:tc>
         <w:tc>
           <w:tcPr>
-            <w:tcW w:type="dxa" w:w="900"/>
+            <w:tcW w:type="dxa" w:w="850"/>
             <w:tcBorders>
               <w:top w:val="single" w:color="000000" w:sz="4"/>
               <w:left w:val="single" w:color="000000" w:sz="4"/>
@@ -1702,32 +1702,32 @@
         </w:tc>
         <w:tc>
           <w:tcPr>
-            <w:tcW w:type="dxa" w:w="3300"/>
-            <w:tcBorders>
-              <w:top w:val="single" w:color="000000" w:sz="4"/>
-              <w:left w:val="single" w:color="000000" w:sz="4"/>
-              <w:bottom w:val="single" w:color="000000" w:sz="4"/>
-              <w:right w:val="single" w:color="000000" w:sz="4"/>
-            </w:tcBorders>
-            <w:vAlign w:val="center"/>
-          </w:tcPr>
-          <w:p>
-            <w:r>
-              <w:rPr>
-                <w:b w:val="false"/>
-                <w:bCs w:val="false"/>
-                <w:i w:val="false"/>
-                <w:iCs w:val="false"/>
-                <w:sz w:val="20"/>
-                <w:szCs w:val="20"/>
-              </w:rPr>
-              <w:t xml:space="preserve">To manage a to-do list, separately from the shopping list, and tap an item to mark it done (with a short undo)</w:t>
-            </w:r>
-          </w:p>
-        </w:tc>
-        <w:tc>
-          <w:tcPr>
             <w:tcW w:type="dxa" w:w="3250"/>
+            <w:tcBorders>
+              <w:top w:val="single" w:color="000000" w:sz="4"/>
+              <w:left w:val="single" w:color="000000" w:sz="4"/>
+              <w:bottom w:val="single" w:color="000000" w:sz="4"/>
+              <w:right w:val="single" w:color="000000" w:sz="4"/>
+            </w:tcBorders>
+            <w:vAlign w:val="center"/>
+          </w:tcPr>
+          <w:p>
+            <w:r>
+              <w:rPr>
+                <w:b w:val="false"/>
+                <w:bCs w:val="false"/>
+                <w:i w:val="false"/>
+                <w:iCs w:val="false"/>
+                <w:sz w:val="20"/>
+                <w:szCs w:val="20"/>
+              </w:rPr>
+              <w:t>To manage a to-do list, separately from the shopping list, switch between the two lists with tabs that show how many items each one has, and tap an item to mark it done (with a short undo)</w:t>
+            </w:r>
+          </w:p>
+        </w:tc>
+        <w:tc>
+          <w:tcPr>
+            <w:tcW w:type="dxa" w:w="3200"/>
             <w:tcBorders>
               <w:top w:val="single" w:color="000000" w:sz="4"/>
               <w:left w:val="single" w:color="000000" w:sz="4"/>
@@ -1754,7 +1754,7 @@
       <w:tr>
         <w:tc>
           <w:tcPr>
-            <w:tcW w:type="dxa" w:w="500"/>
+            <w:tcW w:type="dxa" w:w="650"/>
             <w:tcBorders>
               <w:top w:val="single" w:color="000000" w:sz="4"/>
               <w:left w:val="single" w:color="000000" w:sz="4"/>
@@ -1804,7 +1804,7 @@
         </w:tc>
         <w:tc>
           <w:tcPr>
-            <w:tcW w:type="dxa" w:w="900"/>
+            <w:tcW w:type="dxa" w:w="850"/>
             <w:tcBorders>
               <w:top w:val="single" w:color="000000" w:sz="4"/>
               <w:left w:val="single" w:color="000000" w:sz="4"/>
@@ -1829,31 +1829,6 @@
         </w:tc>
         <w:tc>
           <w:tcPr>
-            <w:tcW w:type="dxa" w:w="3300"/>
-            <w:tcBorders>
-              <w:top w:val="single" w:color="000000" w:sz="4"/>
-              <w:left w:val="single" w:color="000000" w:sz="4"/>
-              <w:bottom w:val="single" w:color="000000" w:sz="4"/>
-              <w:right w:val="single" w:color="000000" w:sz="4"/>
-            </w:tcBorders>
-            <w:vAlign w:val="center"/>
-          </w:tcPr>
-          <w:p>
-            <w:r>
-              <w:rPr>
-                <w:b w:val="false"/>
-                <w:bCs w:val="false"/>
-                <w:i w:val="false"/>
-                <w:iCs w:val="false"/>
-                <w:sz w:val="20"/>
-                <w:szCs w:val="20"/>
-              </w:rPr>
-              <w:t xml:space="preserve">To see the result of my voice command in the phone app and on the display (e.g. "Added milk to your shopping list")</w:t>
-            </w:r>
-          </w:p>
-        </w:tc>
-        <w:tc>
-          <w:tcPr>
             <w:tcW w:type="dxa" w:w="3250"/>
             <w:tcBorders>
               <w:top w:val="single" w:color="000000" w:sz="4"/>
@@ -1873,7 +1848,32 @@
                 <w:sz w:val="20"/>
                 <w:szCs w:val="20"/>
               </w:rPr>
-              <w:t xml:space="preserve">I know that my request was successfully processed and do not repeat it unnecessarily</w:t>
+              <w:t>To see the result of my voice command in the phone app and on the display (e.g. “Added milk to your shopping list”): the display wakes up, opens the list that changed and goes back to the home screen after 30 seconds; if I am using another screen of the display, only a short pop-up appears instead</w:t>
+            </w:r>
+          </w:p>
+        </w:tc>
+        <w:tc>
+          <w:tcPr>
+            <w:tcW w:type="dxa" w:w="3200"/>
+            <w:tcBorders>
+              <w:top w:val="single" w:color="000000" w:sz="4"/>
+              <w:left w:val="single" w:color="000000" w:sz="4"/>
+              <w:bottom w:val="single" w:color="000000" w:sz="4"/>
+              <w:right w:val="single" w:color="000000" w:sz="4"/>
+            </w:tcBorders>
+            <w:vAlign w:val="center"/>
+          </w:tcPr>
+          <w:p>
+            <w:r>
+              <w:rPr>
+                <w:b w:val="false"/>
+                <w:bCs w:val="false"/>
+                <w:i w:val="false"/>
+                <w:iCs w:val="false"/>
+                <w:sz w:val="20"/>
+                <w:szCs w:val="20"/>
+              </w:rPr>
+              <w:t>I know that my request was successfully processed, do not repeat it unnecessarily, and am not interrupted</w:t>
             </w:r>
           </w:p>
         </w:tc>
@@ -1881,7 +1881,7 @@
       <w:tr>
         <w:tc>
           <w:tcPr>
-            <w:tcW w:type="dxa" w:w="500"/>
+            <w:tcW w:type="dxa" w:w="650"/>
             <w:tcBorders>
               <w:top w:val="single" w:color="000000" w:sz="4"/>
               <w:left w:val="single" w:color="000000" w:sz="4"/>
@@ -1931,7 +1931,7 @@
         </w:tc>
         <w:tc>
           <w:tcPr>
-            <w:tcW w:type="dxa" w:w="900"/>
+            <w:tcW w:type="dxa" w:w="850"/>
             <w:tcBorders>
               <w:top w:val="single" w:color="000000" w:sz="4"/>
               <w:left w:val="single" w:color="000000" w:sz="4"/>
@@ -1956,7 +1956,7 @@
         </w:tc>
         <w:tc>
           <w:tcPr>
-            <w:tcW w:type="dxa" w:w="3300"/>
+            <w:tcW w:type="dxa" w:w="3250"/>
             <w:tcBorders>
               <w:top w:val="single" w:color="000000" w:sz="4"/>
               <w:left w:val="single" w:color="000000" w:sz="4"/>
@@ -1981,7 +1981,7 @@
         </w:tc>
         <w:tc>
           <w:tcPr>
-            <w:tcW w:type="dxa" w:w="3250"/>
+            <w:tcW w:type="dxa" w:w="3200"/>
             <w:tcBorders>
               <w:top w:val="single" w:color="000000" w:sz="4"/>
               <w:left w:val="single" w:color="000000" w:sz="4"/>
@@ -2008,7 +2008,7 @@
       <w:tr>
         <w:tc>
           <w:tcPr>
-            <w:tcW w:type="dxa" w:w="500"/>
+            <w:tcW w:type="dxa" w:w="650"/>
             <w:tcBorders>
               <w:top w:val="single" w:color="000000" w:sz="4"/>
               <w:left w:val="single" w:color="000000" w:sz="4"/>
@@ -2058,7 +2058,7 @@
         </w:tc>
         <w:tc>
           <w:tcPr>
-            <w:tcW w:type="dxa" w:w="900"/>
+            <w:tcW w:type="dxa" w:w="850"/>
             <w:tcBorders>
               <w:top w:val="single" w:color="000000" w:sz="4"/>
               <w:left w:val="single" w:color="000000" w:sz="4"/>
@@ -2083,7 +2083,7 @@
         </w:tc>
         <w:tc>
           <w:tcPr>
-            <w:tcW w:type="dxa" w:w="3300"/>
+            <w:tcW w:type="dxa" w:w="3250"/>
             <w:tcBorders>
               <w:top w:val="single" w:color="000000" w:sz="4"/>
               <w:left w:val="single" w:color="000000" w:sz="4"/>
@@ -2108,7 +2108,7 @@
         </w:tc>
         <w:tc>
           <w:tcPr>
-            <w:tcW w:type="dxa" w:w="3250"/>
+            <w:tcW w:type="dxa" w:w="3200"/>
             <w:tcBorders>
               <w:top w:val="single" w:color="000000" w:sz="4"/>
               <w:left w:val="single" w:color="000000" w:sz="4"/>
@@ -2135,7 +2135,7 @@
       <w:tr>
         <w:tc>
           <w:tcPr>
-            <w:tcW w:type="dxa" w:w="500"/>
+            <w:tcW w:type="dxa" w:w="650"/>
             <w:tcBorders>
               <w:top w:val="single" w:color="000000" w:sz="4"/>
               <w:left w:val="single" w:color="000000" w:sz="4"/>
@@ -2185,7 +2185,7 @@
         </w:tc>
         <w:tc>
           <w:tcPr>
-            <w:tcW w:type="dxa" w:w="900"/>
+            <w:tcW w:type="dxa" w:w="850"/>
             <w:tcBorders>
               <w:top w:val="single" w:color="000000" w:sz="4"/>
               <w:left w:val="single" w:color="000000" w:sz="4"/>
@@ -2210,7 +2210,7 @@
         </w:tc>
         <w:tc>
           <w:tcPr>
-            <w:tcW w:type="dxa" w:w="3300"/>
+            <w:tcW w:type="dxa" w:w="3250"/>
             <w:tcBorders>
               <w:top w:val="single" w:color="000000" w:sz="4"/>
               <w:left w:val="single" w:color="000000" w:sz="4"/>
@@ -2235,7 +2235,7 @@
         </w:tc>
         <w:tc>
           <w:tcPr>
-            <w:tcW w:type="dxa" w:w="3250"/>
+            <w:tcW w:type="dxa" w:w="3200"/>
             <w:tcBorders>
               <w:top w:val="single" w:color="000000" w:sz="4"/>
               <w:left w:val="single" w:color="000000" w:sz="4"/>
@@ -2262,7 +2262,7 @@
       <w:tr>
         <w:tc>
           <w:tcPr>
-            <w:tcW w:type="dxa" w:w="500"/>
+            <w:tcW w:type="dxa" w:w="650"/>
             <w:tcBorders>
               <w:top w:val="single" w:color="000000" w:sz="4"/>
               <w:left w:val="single" w:color="000000" w:sz="4"/>
@@ -2312,7 +2312,7 @@
         </w:tc>
         <w:tc>
           <w:tcPr>
-            <w:tcW w:type="dxa" w:w="900"/>
+            <w:tcW w:type="dxa" w:w="850"/>
             <w:tcBorders>
               <w:top w:val="single" w:color="000000" w:sz="4"/>
               <w:left w:val="single" w:color="000000" w:sz="4"/>
@@ -2337,7 +2337,7 @@
         </w:tc>
         <w:tc>
           <w:tcPr>
-            <w:tcW w:type="dxa" w:w="3300"/>
+            <w:tcW w:type="dxa" w:w="3250"/>
             <w:tcBorders>
               <w:top w:val="single" w:color="000000" w:sz="4"/>
               <w:left w:val="single" w:color="000000" w:sz="4"/>
@@ -2362,6 +2362,108 @@
         </w:tc>
         <w:tc>
           <w:tcPr>
+            <w:tcW w:type="dxa" w:w="3200"/>
+            <w:tcBorders>
+              <w:top w:val="single" w:color="000000" w:sz="4"/>
+              <w:left w:val="single" w:color="000000" w:sz="4"/>
+              <w:bottom w:val="single" w:color="000000" w:sz="4"/>
+              <w:right w:val="single" w:color="000000" w:sz="4"/>
+            </w:tcBorders>
+            <w:vAlign w:val="center"/>
+          </w:tcPr>
+          <w:p>
+            <w:r>
+              <w:rPr>
+                <w:b w:val="false"/>
+                <w:bCs w:val="false"/>
+                <w:i w:val="false"/>
+                <w:iCs w:val="false"/>
+                <w:sz w:val="20"/>
+                <w:szCs w:val="20"/>
+              </w:rPr>
+              <w:t xml:space="preserve">I can use the display in my own language</w:t>
+            </w:r>
+          </w:p>
+        </w:tc>
+      </w:tr>
+      <w:tr>
+        <w:tc>
+          <w:tcPr>
+            <w:tcW w:type="dxa" w:w="650"/>
+            <w:tcBorders>
+              <w:top w:val="single" w:color="000000" w:sz="4"/>
+              <w:left w:val="single" w:color="000000" w:sz="4"/>
+              <w:bottom w:val="single" w:color="000000" w:sz="4"/>
+              <w:right w:val="single" w:color="000000" w:sz="4"/>
+            </w:tcBorders>
+            <w:vAlign w:val="center"/>
+          </w:tcPr>
+          <w:p>
+            <w:r>
+              <w:rPr>
+                <w:b w:val="false"/>
+                <w:bCs w:val="false"/>
+                <w:i w:val="false"/>
+                <w:iCs w:val="false"/>
+                <w:sz w:val="20"/>
+                <w:szCs w:val="20"/>
+              </w:rPr>
+              <w:t>17</w:t>
+            </w:r>
+          </w:p>
+        </w:tc>
+        <w:tc>
+          <w:tcPr>
+            <w:tcW w:type="dxa" w:w="1400"/>
+            <w:tcBorders>
+              <w:top w:val="single" w:color="000000" w:sz="4"/>
+              <w:left w:val="single" w:color="000000" w:sz="4"/>
+              <w:bottom w:val="single" w:color="000000" w:sz="4"/>
+              <w:right w:val="single" w:color="000000" w:sz="4"/>
+            </w:tcBorders>
+            <w:vAlign w:val="center"/>
+          </w:tcPr>
+          <w:p>
+            <w:r>
+              <w:rPr>
+                <w:b w:val="false"/>
+                <w:bCs w:val="false"/>
+                <w:i w:val="false"/>
+                <w:iCs w:val="false"/>
+                <w:sz w:val="20"/>
+                <w:szCs w:val="20"/>
+              </w:rPr>
+              <w:t>Home Screen Layout</w:t>
+            </w:r>
+          </w:p>
+        </w:tc>
+        <w:tc>
+          <w:tcPr>
+            <w:tcW w:type="dxa" w:w="850"/>
+            <w:tcBorders>
+              <w:top w:val="single" w:color="000000" w:sz="4"/>
+              <w:left w:val="single" w:color="000000" w:sz="4"/>
+              <w:bottom w:val="single" w:color="000000" w:sz="4"/>
+              <w:right w:val="single" w:color="000000" w:sz="4"/>
+            </w:tcBorders>
+            <w:vAlign w:val="center"/>
+          </w:tcPr>
+          <w:p>
+            <w:r>
+              <w:rPr>
+                <w:b w:val="false"/>
+                <w:bCs w:val="false"/>
+                <w:i w:val="false"/>
+                <w:iCs w:val="false"/>
+                <w:sz w:val="20"/>
+                <w:szCs w:val="20"/>
+              </w:rPr>
+              <w:t>User</w:t>
+            </w:r>
+          </w:p>
+        </w:tc>
+        <w:tc>
+          <w:tcPr>
             <w:tcW w:type="dxa" w:w="3250"/>
             <w:tcBorders>
               <w:top w:val="single" w:color="000000" w:sz="4"/>
@@ -2381,7 +2483,1810 @@
                 <w:sz w:val="20"/>
                 <w:szCs w:val="20"/>
               </w:rPr>
-              <w:t xml:space="preserve">I can use the display in my own language</w:t>
+              <w:t>To choose which home screen widgets are shown (Clock, Weather, Lists, Next event) and make one of them big, and to turn off the greeting; the remaining widgets grow to use the free space</w:t>
+            </w:r>
+          </w:p>
+        </w:tc>
+        <w:tc>
+          <w:tcPr>
+            <w:tcW w:type="dxa" w:w="3200"/>
+            <w:tcBorders>
+              <w:top w:val="single" w:color="000000" w:sz="4"/>
+              <w:left w:val="single" w:color="000000" w:sz="4"/>
+              <w:bottom w:val="single" w:color="000000" w:sz="4"/>
+              <w:right w:val="single" w:color="000000" w:sz="4"/>
+            </w:tcBorders>
+            <w:vAlign w:val="center"/>
+          </w:tcPr>
+          <w:p>
+            <w:r>
+              <w:rPr>
+                <w:b w:val="false"/>
+                <w:bCs w:val="false"/>
+                <w:i w:val="false"/>
+                <w:iCs w:val="false"/>
+                <w:sz w:val="20"/>
+                <w:szCs w:val="20"/>
+              </w:rPr>
+              <w:t>The home screen shows what matters to me, in the size I need</w:t>
+            </w:r>
+          </w:p>
+        </w:tc>
+      </w:tr>
+      <w:tr>
+        <w:tc>
+          <w:tcPr>
+            <w:tcW w:type="dxa" w:w="650"/>
+            <w:tcBorders>
+              <w:top w:val="single" w:color="000000" w:sz="4"/>
+              <w:left w:val="single" w:color="000000" w:sz="4"/>
+              <w:bottom w:val="single" w:color="000000" w:sz="4"/>
+              <w:right w:val="single" w:color="000000" w:sz="4"/>
+            </w:tcBorders>
+            <w:vAlign w:val="center"/>
+          </w:tcPr>
+          <w:p>
+            <w:r>
+              <w:rPr>
+                <w:b w:val="false"/>
+                <w:bCs w:val="false"/>
+                <w:i w:val="false"/>
+                <w:iCs w:val="false"/>
+                <w:sz w:val="20"/>
+                <w:szCs w:val="20"/>
+              </w:rPr>
+              <w:t>18</w:t>
+            </w:r>
+          </w:p>
+        </w:tc>
+        <w:tc>
+          <w:tcPr>
+            <w:tcW w:type="dxa" w:w="1400"/>
+            <w:tcBorders>
+              <w:top w:val="single" w:color="000000" w:sz="4"/>
+              <w:left w:val="single" w:color="000000" w:sz="4"/>
+              <w:bottom w:val="single" w:color="000000" w:sz="4"/>
+              <w:right w:val="single" w:color="000000" w:sz="4"/>
+            </w:tcBorders>
+            <w:vAlign w:val="center"/>
+          </w:tcPr>
+          <w:p>
+            <w:r>
+              <w:rPr>
+                <w:b w:val="false"/>
+                <w:bCs w:val="false"/>
+                <w:i w:val="false"/>
+                <w:iCs w:val="false"/>
+                <w:sz w:val="20"/>
+                <w:szCs w:val="20"/>
+              </w:rPr>
+              <w:t>Setup Without Code</w:t>
+            </w:r>
+          </w:p>
+        </w:tc>
+        <w:tc>
+          <w:tcPr>
+            <w:tcW w:type="dxa" w:w="850"/>
+            <w:tcBorders>
+              <w:top w:val="single" w:color="000000" w:sz="4"/>
+              <w:left w:val="single" w:color="000000" w:sz="4"/>
+              <w:bottom w:val="single" w:color="000000" w:sz="4"/>
+              <w:right w:val="single" w:color="000000" w:sz="4"/>
+            </w:tcBorders>
+            <w:vAlign w:val="center"/>
+          </w:tcPr>
+          <w:p>
+            <w:r>
+              <w:rPr>
+                <w:b w:val="false"/>
+                <w:bCs w:val="false"/>
+                <w:i w:val="false"/>
+                <w:iCs w:val="false"/>
+                <w:sz w:val="20"/>
+                <w:szCs w:val="20"/>
+              </w:rPr>
+              <w:t>Admin</w:t>
+            </w:r>
+          </w:p>
+        </w:tc>
+        <w:tc>
+          <w:tcPr>
+            <w:tcW w:type="dxa" w:w="3250"/>
+            <w:tcBorders>
+              <w:top w:val="single" w:color="000000" w:sz="4"/>
+              <w:left w:val="single" w:color="000000" w:sz="4"/>
+              <w:bottom w:val="single" w:color="000000" w:sz="4"/>
+              <w:right w:val="single" w:color="000000" w:sz="4"/>
+            </w:tcBorders>
+            <w:vAlign w:val="center"/>
+          </w:tcPr>
+          <w:p>
+            <w:r>
+              <w:rPr>
+                <w:b w:val="false"/>
+                <w:bCs w:val="false"/>
+                <w:i w:val="false"/>
+                <w:iCs w:val="false"/>
+                <w:sz w:val="20"/>
+                <w:szCs w:val="20"/>
+              </w:rPr>
+              <w:t>To enter the Firebase login and the Google Calendar ID and key on the same phone setup page as the WiFi (SmartDisplay-Setup), and reopen that page later from Settings</w:t>
+            </w:r>
+          </w:p>
+        </w:tc>
+        <w:tc>
+          <w:tcPr>
+            <w:tcW w:type="dxa" w:w="3200"/>
+            <w:tcBorders>
+              <w:top w:val="single" w:color="000000" w:sz="4"/>
+              <w:left w:val="single" w:color="000000" w:sz="4"/>
+              <w:bottom w:val="single" w:color="000000" w:sz="4"/>
+              <w:right w:val="single" w:color="000000" w:sz="4"/>
+            </w:tcBorders>
+            <w:vAlign w:val="center"/>
+          </w:tcPr>
+          <w:p>
+            <w:r>
+              <w:rPr>
+                <w:b w:val="false"/>
+                <w:bCs w:val="false"/>
+                <w:i w:val="false"/>
+                <w:iCs w:val="false"/>
+                <w:sz w:val="20"/>
+                <w:szCs w:val="20"/>
+              </w:rPr>
+              <w:t>I can set up or change the display’s accounts without editing code or uploading new firmware</w:t>
+            </w:r>
+          </w:p>
+        </w:tc>
+      </w:tr>
+      <w:tr>
+        <w:tc>
+          <w:tcPr>
+            <w:tcW w:type="dxa" w:w="650"/>
+            <w:tcBorders>
+              <w:top w:val="single" w:color="000000" w:sz="4"/>
+              <w:left w:val="single" w:color="000000" w:sz="4"/>
+              <w:bottom w:val="single" w:color="000000" w:sz="4"/>
+              <w:right w:val="single" w:color="000000" w:sz="4"/>
+            </w:tcBorders>
+            <w:vAlign w:val="center"/>
+          </w:tcPr>
+          <w:p>
+            <w:r>
+              <w:rPr>
+                <w:b w:val="false"/>
+                <w:bCs w:val="false"/>
+                <w:i w:val="false"/>
+                <w:iCs w:val="false"/>
+                <w:sz w:val="20"/>
+                <w:szCs w:val="20"/>
+              </w:rPr>
+              <w:t>19</w:t>
+            </w:r>
+          </w:p>
+        </w:tc>
+        <w:tc>
+          <w:tcPr>
+            <w:tcW w:type="dxa" w:w="1400"/>
+            <w:tcBorders>
+              <w:top w:val="single" w:color="000000" w:sz="4"/>
+              <w:left w:val="single" w:color="000000" w:sz="4"/>
+              <w:bottom w:val="single" w:color="000000" w:sz="4"/>
+              <w:right w:val="single" w:color="000000" w:sz="4"/>
+            </w:tcBorders>
+            <w:vAlign w:val="center"/>
+          </w:tcPr>
+          <w:p>
+            <w:r>
+              <w:rPr>
+                <w:b w:val="false"/>
+                <w:bCs w:val="false"/>
+                <w:i w:val="false"/>
+                <w:iCs w:val="false"/>
+                <w:sz w:val="20"/>
+                <w:szCs w:val="20"/>
+              </w:rPr>
+              <w:t>Voice Commands While the Display Is Offline</w:t>
+            </w:r>
+          </w:p>
+        </w:tc>
+        <w:tc>
+          <w:tcPr>
+            <w:tcW w:type="dxa" w:w="850"/>
+            <w:tcBorders>
+              <w:top w:val="single" w:color="000000" w:sz="4"/>
+              <w:left w:val="single" w:color="000000" w:sz="4"/>
+              <w:bottom w:val="single" w:color="000000" w:sz="4"/>
+              <w:right w:val="single" w:color="000000" w:sz="4"/>
+            </w:tcBorders>
+            <w:vAlign w:val="center"/>
+          </w:tcPr>
+          <w:p>
+            <w:r>
+              <w:rPr>
+                <w:b w:val="false"/>
+                <w:bCs w:val="false"/>
+                <w:i w:val="false"/>
+                <w:iCs w:val="false"/>
+                <w:sz w:val="20"/>
+                <w:szCs w:val="20"/>
+              </w:rPr>
+              <w:t>User</w:t>
+            </w:r>
+          </w:p>
+        </w:tc>
+        <w:tc>
+          <w:tcPr>
+            <w:tcW w:type="dxa" w:w="3250"/>
+            <w:tcBorders>
+              <w:top w:val="single" w:color="000000" w:sz="4"/>
+              <w:left w:val="single" w:color="000000" w:sz="4"/>
+              <w:bottom w:val="single" w:color="000000" w:sz="4"/>
+              <w:right w:val="single" w:color="000000" w:sz="4"/>
+            </w:tcBorders>
+            <w:vAlign w:val="center"/>
+          </w:tcPr>
+          <w:p>
+            <w:r>
+              <w:rPr>
+                <w:b w:val="false"/>
+                <w:bCs w:val="false"/>
+                <w:i w:val="false"/>
+                <w:iCs w:val="false"/>
+                <w:sz w:val="20"/>
+                <w:szCs w:val="20"/>
+              </w:rPr>
+              <w:t>To send voice commands while the display is offline or turned off, see in the app that the display is offline (and since when), get an answer within seconds, and have the display apply the commands in order when it reconnects</w:t>
+            </w:r>
+          </w:p>
+        </w:tc>
+        <w:tc>
+          <w:tcPr>
+            <w:tcW w:type="dxa" w:w="3200"/>
+            <w:tcBorders>
+              <w:top w:val="single" w:color="000000" w:sz="4"/>
+              <w:left w:val="single" w:color="000000" w:sz="4"/>
+              <w:bottom w:val="single" w:color="000000" w:sz="4"/>
+              <w:right w:val="single" w:color="000000" w:sz="4"/>
+            </w:tcBorders>
+            <w:vAlign w:val="center"/>
+          </w:tcPr>
+          <w:p>
+            <w:r>
+              <w:rPr>
+                <w:b w:val="false"/>
+                <w:bCs w:val="false"/>
+                <w:i w:val="false"/>
+                <w:iCs w:val="false"/>
+                <w:sz w:val="20"/>
+                <w:szCs w:val="20"/>
+              </w:rPr>
+              <w:t>No command is lost and I don’t have to wait or send it again</w:t>
+            </w:r>
+          </w:p>
+        </w:tc>
+      </w:tr>
+      <w:tr>
+        <w:tc>
+          <w:tcPr>
+            <w:tcW w:type="dxa" w:w="650"/>
+            <w:tcBorders>
+              <w:top w:val="single" w:color="000000" w:sz="4"/>
+              <w:left w:val="single" w:color="000000" w:sz="4"/>
+              <w:bottom w:val="single" w:color="000000" w:sz="4"/>
+              <w:right w:val="single" w:color="000000" w:sz="4"/>
+            </w:tcBorders>
+            <w:vAlign w:val="center"/>
+          </w:tcPr>
+          <w:p>
+            <w:r>
+              <w:rPr>
+                <w:b w:val="false"/>
+                <w:bCs w:val="false"/>
+                <w:i w:val="false"/>
+                <w:iCs w:val="false"/>
+                <w:sz w:val="20"/>
+                <w:szCs w:val="20"/>
+              </w:rPr>
+              <w:t>20</w:t>
+            </w:r>
+          </w:p>
+        </w:tc>
+        <w:tc>
+          <w:tcPr>
+            <w:tcW w:type="dxa" w:w="1400"/>
+            <w:tcBorders>
+              <w:top w:val="single" w:color="000000" w:sz="4"/>
+              <w:left w:val="single" w:color="000000" w:sz="4"/>
+              <w:bottom w:val="single" w:color="000000" w:sz="4"/>
+              <w:right w:val="single" w:color="000000" w:sz="4"/>
+            </w:tcBorders>
+            <w:vAlign w:val="center"/>
+          </w:tcPr>
+          <w:p>
+            <w:r>
+              <w:rPr>
+                <w:b w:val="false"/>
+                <w:bCs w:val="false"/>
+                <w:i w:val="false"/>
+                <w:iCs w:val="false"/>
+                <w:sz w:val="20"/>
+                <w:szCs w:val="20"/>
+              </w:rPr>
+              <w:t>Undo a Voice Command</w:t>
+            </w:r>
+          </w:p>
+        </w:tc>
+        <w:tc>
+          <w:tcPr>
+            <w:tcW w:type="dxa" w:w="850"/>
+            <w:tcBorders>
+              <w:top w:val="single" w:color="000000" w:sz="4"/>
+              <w:left w:val="single" w:color="000000" w:sz="4"/>
+              <w:bottom w:val="single" w:color="000000" w:sz="4"/>
+              <w:right w:val="single" w:color="000000" w:sz="4"/>
+            </w:tcBorders>
+            <w:vAlign w:val="center"/>
+          </w:tcPr>
+          <w:p>
+            <w:r>
+              <w:rPr>
+                <w:b w:val="false"/>
+                <w:bCs w:val="false"/>
+                <w:i w:val="false"/>
+                <w:iCs w:val="false"/>
+                <w:sz w:val="20"/>
+                <w:szCs w:val="20"/>
+              </w:rPr>
+              <w:t>User</w:t>
+            </w:r>
+          </w:p>
+        </w:tc>
+        <w:tc>
+          <w:tcPr>
+            <w:tcW w:type="dxa" w:w="3250"/>
+            <w:tcBorders>
+              <w:top w:val="single" w:color="000000" w:sz="4"/>
+              <w:left w:val="single" w:color="000000" w:sz="4"/>
+              <w:bottom w:val="single" w:color="000000" w:sz="4"/>
+              <w:right w:val="single" w:color="000000" w:sz="4"/>
+            </w:tcBorders>
+            <w:vAlign w:val="center"/>
+          </w:tcPr>
+          <w:p>
+            <w:r>
+              <w:rPr>
+                <w:b w:val="false"/>
+                <w:bCs w:val="false"/>
+                <w:i w:val="false"/>
+                <w:iCs w:val="false"/>
+                <w:sz w:val="20"/>
+                <w:szCs w:val="20"/>
+              </w:rPr>
+              <w:t>To undo my last voice command with one tap in the phone app (e.g. “Undo (remove milk)”)</w:t>
+            </w:r>
+          </w:p>
+        </w:tc>
+        <w:tc>
+          <w:tcPr>
+            <w:tcW w:type="dxa" w:w="3200"/>
+            <w:tcBorders>
+              <w:top w:val="single" w:color="000000" w:sz="4"/>
+              <w:left w:val="single" w:color="000000" w:sz="4"/>
+              <w:bottom w:val="single" w:color="000000" w:sz="4"/>
+              <w:right w:val="single" w:color="000000" w:sz="4"/>
+            </w:tcBorders>
+            <w:vAlign w:val="center"/>
+          </w:tcPr>
+          <w:p>
+            <w:r>
+              <w:rPr>
+                <w:b w:val="false"/>
+                <w:bCs w:val="false"/>
+                <w:i w:val="false"/>
+                <w:iCs w:val="false"/>
+                <w:sz w:val="20"/>
+                <w:szCs w:val="20"/>
+              </w:rPr>
+              <w:t>I can quickly fix a mistake, such as an item added to the wrong list</w:t>
+            </w:r>
+          </w:p>
+        </w:tc>
+      </w:tr>
+      <w:tr>
+        <w:tc>
+          <w:tcPr>
+            <w:tcW w:type="dxa" w:w="650"/>
+            <w:tcBorders>
+              <w:top w:val="single" w:color="000000" w:sz="4"/>
+              <w:left w:val="single" w:color="000000" w:sz="4"/>
+              <w:bottom w:val="single" w:color="000000" w:sz="4"/>
+              <w:right w:val="single" w:color="000000" w:sz="4"/>
+            </w:tcBorders>
+            <w:vAlign w:val="center"/>
+          </w:tcPr>
+          <w:p>
+            <w:r>
+              <w:rPr>
+                <w:b w:val="false"/>
+                <w:bCs w:val="false"/>
+                <w:i w:val="false"/>
+                <w:iCs w:val="false"/>
+                <w:sz w:val="20"/>
+                <w:szCs w:val="20"/>
+              </w:rPr>
+              <w:t>21</w:t>
+            </w:r>
+          </w:p>
+        </w:tc>
+        <w:tc>
+          <w:tcPr>
+            <w:tcW w:type="dxa" w:w="1400"/>
+            <w:tcBorders>
+              <w:top w:val="single" w:color="000000" w:sz="4"/>
+              <w:left w:val="single" w:color="000000" w:sz="4"/>
+              <w:bottom w:val="single" w:color="000000" w:sz="4"/>
+              <w:right w:val="single" w:color="000000" w:sz="4"/>
+            </w:tcBorders>
+            <w:vAlign w:val="center"/>
+          </w:tcPr>
+          <w:p>
+            <w:r>
+              <w:rPr>
+                <w:b w:val="false"/>
+                <w:bCs w:val="false"/>
+                <w:i w:val="false"/>
+                <w:iCs w:val="false"/>
+                <w:sz w:val="20"/>
+                <w:szCs w:val="20"/>
+              </w:rPr>
+              <w:t>Clear Answers to Unclear Commands</w:t>
+            </w:r>
+          </w:p>
+        </w:tc>
+        <w:tc>
+          <w:tcPr>
+            <w:tcW w:type="dxa" w:w="850"/>
+            <w:tcBorders>
+              <w:top w:val="single" w:color="000000" w:sz="4"/>
+              <w:left w:val="single" w:color="000000" w:sz="4"/>
+              <w:bottom w:val="single" w:color="000000" w:sz="4"/>
+              <w:right w:val="single" w:color="000000" w:sz="4"/>
+            </w:tcBorders>
+            <w:vAlign w:val="center"/>
+          </w:tcPr>
+          <w:p>
+            <w:r>
+              <w:rPr>
+                <w:b w:val="false"/>
+                <w:bCs w:val="false"/>
+                <w:i w:val="false"/>
+                <w:iCs w:val="false"/>
+                <w:sz w:val="20"/>
+                <w:szCs w:val="20"/>
+              </w:rPr>
+              <w:t>User</w:t>
+            </w:r>
+          </w:p>
+        </w:tc>
+        <w:tc>
+          <w:tcPr>
+            <w:tcW w:type="dxa" w:w="3250"/>
+            <w:tcBorders>
+              <w:top w:val="single" w:color="000000" w:sz="4"/>
+              <w:left w:val="single" w:color="000000" w:sz="4"/>
+              <w:bottom w:val="single" w:color="000000" w:sz="4"/>
+              <w:right w:val="single" w:color="000000" w:sz="4"/>
+            </w:tcBorders>
+            <w:vAlign w:val="center"/>
+          </w:tcPr>
+          <w:p>
+            <w:r>
+              <w:rPr>
+                <w:b w:val="false"/>
+                <w:bCs w:val="false"/>
+                <w:i w:val="false"/>
+                <w:iCs w:val="false"/>
+                <w:sz w:val="20"/>
+                <w:szCs w:val="20"/>
+              </w:rPr>
+              <w:t>To be told what to say instead when a command is unclear: no list named, several items at once, a question, “don’t…”, or a list that doesn’t exist; nothing is changed in that case</w:t>
+            </w:r>
+          </w:p>
+        </w:tc>
+        <w:tc>
+          <w:tcPr>
+            <w:tcW w:type="dxa" w:w="3200"/>
+            <w:tcBorders>
+              <w:top w:val="single" w:color="000000" w:sz="4"/>
+              <w:left w:val="single" w:color="000000" w:sz="4"/>
+              <w:bottom w:val="single" w:color="000000" w:sz="4"/>
+              <w:right w:val="single" w:color="000000" w:sz="4"/>
+            </w:tcBorders>
+            <w:vAlign w:val="center"/>
+          </w:tcPr>
+          <w:p>
+            <w:r>
+              <w:rPr>
+                <w:b w:val="false"/>
+                <w:bCs w:val="false"/>
+                <w:i w:val="false"/>
+                <w:iCs w:val="false"/>
+                <w:sz w:val="20"/>
+                <w:szCs w:val="20"/>
+              </w:rPr>
+              <w:t>Wrong items never end up on my lists, and I know how to say the command correctly</w:t>
+            </w:r>
+          </w:p>
+        </w:tc>
+      </w:tr>
+      <w:tr>
+        <w:tc>
+          <w:tcPr>
+            <w:tcW w:type="dxa" w:w="650"/>
+            <w:tcBorders>
+              <w:top w:val="single" w:color="000000" w:sz="4"/>
+              <w:left w:val="single" w:color="000000" w:sz="4"/>
+              <w:bottom w:val="single" w:color="000000" w:sz="4"/>
+              <w:right w:val="single" w:color="000000" w:sz="4"/>
+            </w:tcBorders>
+            <w:vAlign w:val="center"/>
+          </w:tcPr>
+          <w:p>
+            <w:r>
+              <w:rPr>
+                <w:b w:val="false"/>
+                <w:bCs w:val="false"/>
+                <w:i w:val="false"/>
+                <w:iCs w:val="false"/>
+                <w:sz w:val="20"/>
+                <w:szCs w:val="20"/>
+              </w:rPr>
+              <w:t>22</w:t>
+            </w:r>
+          </w:p>
+        </w:tc>
+        <w:tc>
+          <w:tcPr>
+            <w:tcW w:type="dxa" w:w="1400"/>
+            <w:tcBorders>
+              <w:top w:val="single" w:color="000000" w:sz="4"/>
+              <w:left w:val="single" w:color="000000" w:sz="4"/>
+              <w:bottom w:val="single" w:color="000000" w:sz="4"/>
+              <w:right w:val="single" w:color="000000" w:sz="4"/>
+            </w:tcBorders>
+            <w:vAlign w:val="center"/>
+          </w:tcPr>
+          <w:p>
+            <w:r>
+              <w:rPr>
+                <w:b w:val="false"/>
+                <w:bCs w:val="false"/>
+                <w:i w:val="false"/>
+                <w:iCs w:val="false"/>
+                <w:sz w:val="20"/>
+                <w:szCs w:val="20"/>
+              </w:rPr>
+              <w:t>List Limits</w:t>
+            </w:r>
+          </w:p>
+        </w:tc>
+        <w:tc>
+          <w:tcPr>
+            <w:tcW w:type="dxa" w:w="850"/>
+            <w:tcBorders>
+              <w:top w:val="single" w:color="000000" w:sz="4"/>
+              <w:left w:val="single" w:color="000000" w:sz="4"/>
+              <w:bottom w:val="single" w:color="000000" w:sz="4"/>
+              <w:right w:val="single" w:color="000000" w:sz="4"/>
+            </w:tcBorders>
+            <w:vAlign w:val="center"/>
+          </w:tcPr>
+          <w:p>
+            <w:r>
+              <w:rPr>
+                <w:b w:val="false"/>
+                <w:bCs w:val="false"/>
+                <w:i w:val="false"/>
+                <w:iCs w:val="false"/>
+                <w:sz w:val="20"/>
+                <w:szCs w:val="20"/>
+              </w:rPr>
+              <w:t>User</w:t>
+            </w:r>
+          </w:p>
+        </w:tc>
+        <w:tc>
+          <w:tcPr>
+            <w:tcW w:type="dxa" w:w="3250"/>
+            <w:tcBorders>
+              <w:top w:val="single" w:color="000000" w:sz="4"/>
+              <w:left w:val="single" w:color="000000" w:sz="4"/>
+              <w:bottom w:val="single" w:color="000000" w:sz="4"/>
+              <w:right w:val="single" w:color="000000" w:sz="4"/>
+            </w:tcBorders>
+            <w:vAlign w:val="center"/>
+          </w:tcPr>
+          <w:p>
+            <w:r>
+              <w:rPr>
+                <w:b w:val="false"/>
+                <w:bCs w:val="false"/>
+                <w:i w:val="false"/>
+                <w:iCs w:val="false"/>
+                <w:sz w:val="20"/>
+                <w:szCs w:val="20"/>
+              </w:rPr>
+              <w:t>To be told when a list is full (20 items) or an item name is too long (over 40 characters), instead of losing items</w:t>
+            </w:r>
+          </w:p>
+        </w:tc>
+        <w:tc>
+          <w:tcPr>
+            <w:tcW w:type="dxa" w:w="3200"/>
+            <w:tcBorders>
+              <w:top w:val="single" w:color="000000" w:sz="4"/>
+              <w:left w:val="single" w:color="000000" w:sz="4"/>
+              <w:bottom w:val="single" w:color="000000" w:sz="4"/>
+              <w:right w:val="single" w:color="000000" w:sz="4"/>
+            </w:tcBorders>
+            <w:vAlign w:val="center"/>
+          </w:tcPr>
+          <w:p>
+            <w:r>
+              <w:rPr>
+                <w:b w:val="false"/>
+                <w:bCs w:val="false"/>
+                <w:i w:val="false"/>
+                <w:iCs w:val="false"/>
+                <w:sz w:val="20"/>
+                <w:szCs w:val="20"/>
+              </w:rPr>
+              <w:t>The lists stay readable on the small screen and I always know what happened</w:t>
+            </w:r>
+          </w:p>
+        </w:tc>
+      </w:tr>
+      <w:tr>
+        <w:tc>
+          <w:tcPr>
+            <w:tcW w:type="dxa" w:w="650"/>
+            <w:tcBorders>
+              <w:top w:val="single" w:color="000000" w:sz="4"/>
+              <w:left w:val="single" w:color="000000" w:sz="4"/>
+              <w:bottom w:val="single" w:color="000000" w:sz="4"/>
+              <w:right w:val="single" w:color="000000" w:sz="4"/>
+            </w:tcBorders>
+            <w:vAlign w:val="center"/>
+          </w:tcPr>
+          <w:p>
+            <w:r>
+              <w:rPr>
+                <w:b w:val="false"/>
+                <w:bCs w:val="false"/>
+                <w:i w:val="false"/>
+                <w:iCs w:val="false"/>
+                <w:sz w:val="20"/>
+                <w:szCs w:val="20"/>
+              </w:rPr>
+              <w:t>23</w:t>
+            </w:r>
+          </w:p>
+        </w:tc>
+        <w:tc>
+          <w:tcPr>
+            <w:tcW w:type="dxa" w:w="1400"/>
+            <w:tcBorders>
+              <w:top w:val="single" w:color="000000" w:sz="4"/>
+              <w:left w:val="single" w:color="000000" w:sz="4"/>
+              <w:bottom w:val="single" w:color="000000" w:sz="4"/>
+              <w:right w:val="single" w:color="000000" w:sz="4"/>
+            </w:tcBorders>
+            <w:vAlign w:val="center"/>
+          </w:tcPr>
+          <w:p>
+            <w:r>
+              <w:rPr>
+                <w:b w:val="false"/>
+                <w:bCs w:val="false"/>
+                <w:i w:val="false"/>
+                <w:iCs w:val="false"/>
+                <w:sz w:val="20"/>
+                <w:szCs w:val="20"/>
+              </w:rPr>
+              <w:t>Synced Lists on Display and Phone</w:t>
+            </w:r>
+          </w:p>
+        </w:tc>
+        <w:tc>
+          <w:tcPr>
+            <w:tcW w:type="dxa" w:w="850"/>
+            <w:tcBorders>
+              <w:top w:val="single" w:color="000000" w:sz="4"/>
+              <w:left w:val="single" w:color="000000" w:sz="4"/>
+              <w:bottom w:val="single" w:color="000000" w:sz="4"/>
+              <w:right w:val="single" w:color="000000" w:sz="4"/>
+            </w:tcBorders>
+            <w:vAlign w:val="center"/>
+          </w:tcPr>
+          <w:p>
+            <w:r>
+              <w:rPr>
+                <w:b w:val="false"/>
+                <w:bCs w:val="false"/>
+                <w:i w:val="false"/>
+                <w:iCs w:val="false"/>
+                <w:sz w:val="20"/>
+                <w:szCs w:val="20"/>
+              </w:rPr>
+              <w:t>User</w:t>
+            </w:r>
+          </w:p>
+        </w:tc>
+        <w:tc>
+          <w:tcPr>
+            <w:tcW w:type="dxa" w:w="3250"/>
+            <w:tcBorders>
+              <w:top w:val="single" w:color="000000" w:sz="4"/>
+              <w:left w:val="single" w:color="000000" w:sz="4"/>
+              <w:bottom w:val="single" w:color="000000" w:sz="4"/>
+              <w:right w:val="single" w:color="000000" w:sz="4"/>
+            </w:tcBorders>
+            <w:vAlign w:val="center"/>
+          </w:tcPr>
+          <w:p>
+            <w:r>
+              <w:rPr>
+                <w:b w:val="false"/>
+                <w:bCs w:val="false"/>
+                <w:i w:val="false"/>
+                <w:iCs w:val="false"/>
+                <w:sz w:val="20"/>
+                <w:szCs w:val="20"/>
+              </w:rPr>
+              <w:t>To change the lists both on the display (ticking items off) and by voice, even while one of them is offline, and have both changes kept; the newest change to an item wins and removed items do not come back</w:t>
+            </w:r>
+          </w:p>
+        </w:tc>
+        <w:tc>
+          <w:tcPr>
+            <w:tcW w:type="dxa" w:w="3200"/>
+            <w:tcBorders>
+              <w:top w:val="single" w:color="000000" w:sz="4"/>
+              <w:left w:val="single" w:color="000000" w:sz="4"/>
+              <w:bottom w:val="single" w:color="000000" w:sz="4"/>
+              <w:right w:val="single" w:color="000000" w:sz="4"/>
+            </w:tcBorders>
+            <w:vAlign w:val="center"/>
+          </w:tcPr>
+          <w:p>
+            <w:r>
+              <w:rPr>
+                <w:b w:val="false"/>
+                <w:bCs w:val="false"/>
+                <w:i w:val="false"/>
+                <w:iCs w:val="false"/>
+                <w:sz w:val="20"/>
+                <w:szCs w:val="20"/>
+              </w:rPr>
+              <w:t>The display and the database always show the same lists</w:t>
+            </w:r>
+          </w:p>
+        </w:tc>
+      </w:tr>
+      <w:tr>
+        <w:tc>
+          <w:tcPr>
+            <w:tcW w:type="dxa" w:w="650"/>
+            <w:tcBorders>
+              <w:top w:val="single" w:color="000000" w:sz="4"/>
+              <w:left w:val="single" w:color="000000" w:sz="4"/>
+              <w:bottom w:val="single" w:color="000000" w:sz="4"/>
+              <w:right w:val="single" w:color="000000" w:sz="4"/>
+            </w:tcBorders>
+            <w:vAlign w:val="center"/>
+          </w:tcPr>
+          <w:p>
+            <w:r>
+              <w:rPr>
+                <w:b w:val="false"/>
+                <w:bCs w:val="false"/>
+                <w:i w:val="false"/>
+                <w:iCs w:val="false"/>
+                <w:sz w:val="20"/>
+                <w:szCs w:val="20"/>
+              </w:rPr>
+              <w:t>24</w:t>
+            </w:r>
+          </w:p>
+        </w:tc>
+        <w:tc>
+          <w:tcPr>
+            <w:tcW w:type="dxa" w:w="1400"/>
+            <w:tcBorders>
+              <w:top w:val="single" w:color="000000" w:sz="4"/>
+              <w:left w:val="single" w:color="000000" w:sz="4"/>
+              <w:bottom w:val="single" w:color="000000" w:sz="4"/>
+              <w:right w:val="single" w:color="000000" w:sz="4"/>
+            </w:tcBorders>
+            <w:vAlign w:val="center"/>
+          </w:tcPr>
+          <w:p>
+            <w:r>
+              <w:rPr>
+                <w:b w:val="false"/>
+                <w:bCs w:val="false"/>
+                <w:i w:val="false"/>
+                <w:iCs w:val="false"/>
+                <w:sz w:val="20"/>
+                <w:szCs w:val="20"/>
+              </w:rPr>
+              <w:t>Device Status</w:t>
+            </w:r>
+          </w:p>
+        </w:tc>
+        <w:tc>
+          <w:tcPr>
+            <w:tcW w:type="dxa" w:w="850"/>
+            <w:tcBorders>
+              <w:top w:val="single" w:color="000000" w:sz="4"/>
+              <w:left w:val="single" w:color="000000" w:sz="4"/>
+              <w:bottom w:val="single" w:color="000000" w:sz="4"/>
+              <w:right w:val="single" w:color="000000" w:sz="4"/>
+            </w:tcBorders>
+            <w:vAlign w:val="center"/>
+          </w:tcPr>
+          <w:p>
+            <w:r>
+              <w:rPr>
+                <w:b w:val="false"/>
+                <w:bCs w:val="false"/>
+                <w:i w:val="false"/>
+                <w:iCs w:val="false"/>
+                <w:sz w:val="20"/>
+                <w:szCs w:val="20"/>
+              </w:rPr>
+              <w:t>Admin</w:t>
+            </w:r>
+          </w:p>
+        </w:tc>
+        <w:tc>
+          <w:tcPr>
+            <w:tcW w:type="dxa" w:w="3250"/>
+            <w:tcBorders>
+              <w:top w:val="single" w:color="000000" w:sz="4"/>
+              <w:left w:val="single" w:color="000000" w:sz="4"/>
+              <w:bottom w:val="single" w:color="000000" w:sz="4"/>
+              <w:right w:val="single" w:color="000000" w:sz="4"/>
+            </w:tcBorders>
+            <w:vAlign w:val="center"/>
+          </w:tcPr>
+          <w:p>
+            <w:r>
+              <w:rPr>
+                <w:b w:val="false"/>
+                <w:bCs w:val="false"/>
+                <w:i w:val="false"/>
+                <w:iCs w:val="false"/>
+                <w:sz w:val="20"/>
+                <w:szCs w:val="20"/>
+              </w:rPr>
+              <w:t>To see in Settings &gt; Device the internet and WiFi state, whether voice commands are working (or why not, e.g. “Sign-in failed”), how long the display has been running and why it last restarted</w:t>
+            </w:r>
+          </w:p>
+        </w:tc>
+        <w:tc>
+          <w:tcPr>
+            <w:tcW w:type="dxa" w:w="3200"/>
+            <w:tcBorders>
+              <w:top w:val="single" w:color="000000" w:sz="4"/>
+              <w:left w:val="single" w:color="000000" w:sz="4"/>
+              <w:bottom w:val="single" w:color="000000" w:sz="4"/>
+              <w:right w:val="single" w:color="000000" w:sz="4"/>
+            </w:tcBorders>
+            <w:vAlign w:val="center"/>
+          </w:tcPr>
+          <w:p>
+            <w:r>
+              <w:rPr>
+                <w:b w:val="false"/>
+                <w:bCs w:val="false"/>
+                <w:i w:val="false"/>
+                <w:iCs w:val="false"/>
+                <w:sz w:val="20"/>
+                <w:szCs w:val="20"/>
+              </w:rPr>
+              <w:t>I can find and fix a problem without connecting the display to a computer</w:t>
+            </w:r>
+          </w:p>
+        </w:tc>
+      </w:tr>
+      <w:tr>
+        <w:tc>
+          <w:tcPr>
+            <w:tcW w:type="dxa" w:w="650"/>
+            <w:tcBorders>
+              <w:top w:val="single" w:color="000000" w:sz="4"/>
+              <w:left w:val="single" w:color="000000" w:sz="4"/>
+              <w:bottom w:val="single" w:color="000000" w:sz="4"/>
+              <w:right w:val="single" w:color="000000" w:sz="4"/>
+            </w:tcBorders>
+            <w:vAlign w:val="center"/>
+          </w:tcPr>
+          <w:p>
+            <w:r>
+              <w:rPr>
+                <w:b w:val="false"/>
+                <w:bCs w:val="false"/>
+                <w:i w:val="false"/>
+                <w:iCs w:val="false"/>
+                <w:sz w:val="20"/>
+                <w:szCs w:val="20"/>
+              </w:rPr>
+              <w:t>25</w:t>
+            </w:r>
+          </w:p>
+        </w:tc>
+        <w:tc>
+          <w:tcPr>
+            <w:tcW w:type="dxa" w:w="1400"/>
+            <w:tcBorders>
+              <w:top w:val="single" w:color="000000" w:sz="4"/>
+              <w:left w:val="single" w:color="000000" w:sz="4"/>
+              <w:bottom w:val="single" w:color="000000" w:sz="4"/>
+              <w:right w:val="single" w:color="000000" w:sz="4"/>
+            </w:tcBorders>
+            <w:vAlign w:val="center"/>
+          </w:tcPr>
+          <w:p>
+            <w:r>
+              <w:rPr>
+                <w:b w:val="false"/>
+                <w:bCs w:val="false"/>
+                <w:i w:val="false"/>
+                <w:iCs w:val="false"/>
+                <w:sz w:val="20"/>
+                <w:szCs w:val="20"/>
+              </w:rPr>
+              <w:t>Automatic Recovery</w:t>
+            </w:r>
+          </w:p>
+        </w:tc>
+        <w:tc>
+          <w:tcPr>
+            <w:tcW w:type="dxa" w:w="850"/>
+            <w:tcBorders>
+              <w:top w:val="single" w:color="000000" w:sz="4"/>
+              <w:left w:val="single" w:color="000000" w:sz="4"/>
+              <w:bottom w:val="single" w:color="000000" w:sz="4"/>
+              <w:right w:val="single" w:color="000000" w:sz="4"/>
+            </w:tcBorders>
+            <w:vAlign w:val="center"/>
+          </w:tcPr>
+          <w:p>
+            <w:r>
+              <w:rPr>
+                <w:b w:val="false"/>
+                <w:bCs w:val="false"/>
+                <w:i w:val="false"/>
+                <w:iCs w:val="false"/>
+                <w:sz w:val="20"/>
+                <w:szCs w:val="20"/>
+              </w:rPr>
+              <w:t>Admin</w:t>
+            </w:r>
+          </w:p>
+        </w:tc>
+        <w:tc>
+          <w:tcPr>
+            <w:tcW w:type="dxa" w:w="3250"/>
+            <w:tcBorders>
+              <w:top w:val="single" w:color="000000" w:sz="4"/>
+              <w:left w:val="single" w:color="000000" w:sz="4"/>
+              <w:bottom w:val="single" w:color="000000" w:sz="4"/>
+              <w:right w:val="single" w:color="000000" w:sz="4"/>
+            </w:tcBorders>
+            <w:vAlign w:val="center"/>
+          </w:tcPr>
+          <w:p>
+            <w:r>
+              <w:rPr>
+                <w:b w:val="false"/>
+                <w:bCs w:val="false"/>
+                <w:i w:val="false"/>
+                <w:iCs w:val="false"/>
+                <w:sz w:val="20"/>
+                <w:szCs w:val="20"/>
+              </w:rPr>
+              <w:t>To have the display restart by itself if it ever freezes or runs out of memory for its connections, and keep my lists and settings after a restart or a power cut</w:t>
+            </w:r>
+          </w:p>
+        </w:tc>
+        <w:tc>
+          <w:tcPr>
+            <w:tcW w:type="dxa" w:w="3200"/>
+            <w:tcBorders>
+              <w:top w:val="single" w:color="000000" w:sz="4"/>
+              <w:left w:val="single" w:color="000000" w:sz="4"/>
+              <w:bottom w:val="single" w:color="000000" w:sz="4"/>
+              <w:right w:val="single" w:color="000000" w:sz="4"/>
+            </w:tcBorders>
+            <w:vAlign w:val="center"/>
+          </w:tcPr>
+          <w:p>
+            <w:r>
+              <w:rPr>
+                <w:b w:val="false"/>
+                <w:bCs w:val="false"/>
+                <w:i w:val="false"/>
+                <w:iCs w:val="false"/>
+                <w:sz w:val="20"/>
+                <w:szCs w:val="20"/>
+              </w:rPr>
+              <w:t>The display keeps working without my attention</w:t>
+            </w:r>
+          </w:p>
+        </w:tc>
+      </w:tr>
+      <w:tr>
+        <w:tc>
+          <w:tcPr>
+            <w:tcW w:type="dxa" w:w="650"/>
+            <w:tcBorders>
+              <w:top w:val="single" w:color="000000" w:sz="4"/>
+              <w:left w:val="single" w:color="000000" w:sz="4"/>
+              <w:bottom w:val="single" w:color="000000" w:sz="4"/>
+              <w:right w:val="single" w:color="000000" w:sz="4"/>
+            </w:tcBorders>
+            <w:vAlign w:val="center"/>
+          </w:tcPr>
+          <w:p>
+            <w:r>
+              <w:rPr>
+                <w:b w:val="false"/>
+                <w:bCs w:val="false"/>
+                <w:i w:val="false"/>
+                <w:iCs w:val="false"/>
+                <w:sz w:val="20"/>
+                <w:szCs w:val="20"/>
+              </w:rPr>
+              <w:t>26</w:t>
+            </w:r>
+          </w:p>
+        </w:tc>
+        <w:tc>
+          <w:tcPr>
+            <w:tcW w:type="dxa" w:w="1400"/>
+            <w:tcBorders>
+              <w:top w:val="single" w:color="000000" w:sz="4"/>
+              <w:left w:val="single" w:color="000000" w:sz="4"/>
+              <w:bottom w:val="single" w:color="000000" w:sz="4"/>
+              <w:right w:val="single" w:color="000000" w:sz="4"/>
+            </w:tcBorders>
+            <w:vAlign w:val="center"/>
+          </w:tcPr>
+          <w:p>
+            <w:r>
+              <w:rPr>
+                <w:b w:val="false"/>
+                <w:bCs w:val="false"/>
+                <w:i w:val="false"/>
+                <w:iCs w:val="false"/>
+                <w:sz w:val="20"/>
+                <w:szCs w:val="20"/>
+              </w:rPr>
+              <w:t>Secure and Protected Connection</w:t>
+            </w:r>
+          </w:p>
+        </w:tc>
+        <w:tc>
+          <w:tcPr>
+            <w:tcW w:type="dxa" w:w="850"/>
+            <w:tcBorders>
+              <w:top w:val="single" w:color="000000" w:sz="4"/>
+              <w:left w:val="single" w:color="000000" w:sz="4"/>
+              <w:bottom w:val="single" w:color="000000" w:sz="4"/>
+              <w:right w:val="single" w:color="000000" w:sz="4"/>
+            </w:tcBorders>
+            <w:vAlign w:val="center"/>
+          </w:tcPr>
+          <w:p>
+            <w:r>
+              <w:rPr>
+                <w:b w:val="false"/>
+                <w:bCs w:val="false"/>
+                <w:i w:val="false"/>
+                <w:iCs w:val="false"/>
+                <w:sz w:val="20"/>
+                <w:szCs w:val="20"/>
+              </w:rPr>
+              <w:t>Admin</w:t>
+            </w:r>
+          </w:p>
+        </w:tc>
+        <w:tc>
+          <w:tcPr>
+            <w:tcW w:type="dxa" w:w="3250"/>
+            <w:tcBorders>
+              <w:top w:val="single" w:color="000000" w:sz="4"/>
+              <w:left w:val="single" w:color="000000" w:sz="4"/>
+              <w:bottom w:val="single" w:color="000000" w:sz="4"/>
+              <w:right w:val="single" w:color="000000" w:sz="4"/>
+            </w:tcBorders>
+            <w:vAlign w:val="center"/>
+          </w:tcPr>
+          <w:p>
+            <w:r>
+              <w:rPr>
+                <w:b w:val="false"/>
+                <w:bCs w:val="false"/>
+                <w:i w:val="false"/>
+                <w:iCs w:val="false"/>
+                <w:sz w:val="20"/>
+                <w:szCs w:val="20"/>
+              </w:rPr>
+              <w:t>To have the display check the identity of the servers it connects to, the setup WiFi network protected by a password, and the app limited in how many commands can be sent per minute</w:t>
+            </w:r>
+          </w:p>
+        </w:tc>
+        <w:tc>
+          <w:tcPr>
+            <w:tcW w:type="dxa" w:w="3200"/>
+            <w:tcBorders>
+              <w:top w:val="single" w:color="000000" w:sz="4"/>
+              <w:left w:val="single" w:color="000000" w:sz="4"/>
+              <w:bottom w:val="single" w:color="000000" w:sz="4"/>
+              <w:right w:val="single" w:color="000000" w:sz="4"/>
+            </w:tcBorders>
+            <w:vAlign w:val="center"/>
+          </w:tcPr>
+          <w:p>
+            <w:r>
+              <w:rPr>
+                <w:b w:val="false"/>
+                <w:bCs w:val="false"/>
+                <w:i w:val="false"/>
+                <w:iCs w:val="false"/>
+                <w:sz w:val="20"/>
+                <w:szCs w:val="20"/>
+              </w:rPr>
+              <w:t>My accounts and lists are protected, and nobody can flood the display or use up the Gemini key</w:t>
+            </w:r>
+          </w:p>
+        </w:tc>
+      </w:tr>
+      <w:tr>
+        <w:tc>
+          <w:tcPr>
+            <w:tcW w:type="dxa" w:w="650"/>
+            <w:tcBorders>
+              <w:top w:val="single" w:color="000000" w:sz="4"/>
+              <w:left w:val="single" w:color="000000" w:sz="4"/>
+              <w:bottom w:val="single" w:color="000000" w:sz="4"/>
+              <w:right w:val="single" w:color="000000" w:sz="4"/>
+            </w:tcBorders>
+            <w:vAlign w:val="center"/>
+          </w:tcPr>
+          <w:p>
+            <w:r>
+              <w:rPr>
+                <w:b w:val="false"/>
+                <w:bCs w:val="false"/>
+                <w:i w:val="false"/>
+                <w:iCs w:val="false"/>
+                <w:sz w:val="20"/>
+                <w:szCs w:val="20"/>
+              </w:rPr>
+              <w:t>27</w:t>
+            </w:r>
+          </w:p>
+        </w:tc>
+        <w:tc>
+          <w:tcPr>
+            <w:tcW w:type="dxa" w:w="1400"/>
+            <w:tcBorders>
+              <w:top w:val="single" w:color="000000" w:sz="4"/>
+              <w:left w:val="single" w:color="000000" w:sz="4"/>
+              <w:bottom w:val="single" w:color="000000" w:sz="4"/>
+              <w:right w:val="single" w:color="000000" w:sz="4"/>
+            </w:tcBorders>
+            <w:vAlign w:val="center"/>
+          </w:tcPr>
+          <w:p>
+            <w:r>
+              <w:rPr>
+                <w:b w:val="false"/>
+                <w:bCs w:val="false"/>
+                <w:i w:val="false"/>
+                <w:iCs w:val="false"/>
+                <w:sz w:val="20"/>
+                <w:szCs w:val="20"/>
+              </w:rPr>
+              <w:t>Helpful Messages</w:t>
+            </w:r>
+          </w:p>
+        </w:tc>
+        <w:tc>
+          <w:tcPr>
+            <w:tcW w:type="dxa" w:w="850"/>
+            <w:tcBorders>
+              <w:top w:val="single" w:color="000000" w:sz="4"/>
+              <w:left w:val="single" w:color="000000" w:sz="4"/>
+              <w:bottom w:val="single" w:color="000000" w:sz="4"/>
+              <w:right w:val="single" w:color="000000" w:sz="4"/>
+            </w:tcBorders>
+            <w:vAlign w:val="center"/>
+          </w:tcPr>
+          <w:p>
+            <w:r>
+              <w:rPr>
+                <w:b w:val="false"/>
+                <w:bCs w:val="false"/>
+                <w:i w:val="false"/>
+                <w:iCs w:val="false"/>
+                <w:sz w:val="20"/>
+                <w:szCs w:val="20"/>
+              </w:rPr>
+              <w:t>User</w:t>
+            </w:r>
+          </w:p>
+        </w:tc>
+        <w:tc>
+          <w:tcPr>
+            <w:tcW w:type="dxa" w:w="3250"/>
+            <w:tcBorders>
+              <w:top w:val="single" w:color="000000" w:sz="4"/>
+              <w:left w:val="single" w:color="000000" w:sz="4"/>
+              <w:bottom w:val="single" w:color="000000" w:sz="4"/>
+              <w:right w:val="single" w:color="000000" w:sz="4"/>
+            </w:tcBorders>
+            <w:vAlign w:val="center"/>
+          </w:tcPr>
+          <w:p>
+            <w:r>
+              <w:rPr>
+                <w:b w:val="false"/>
+                <w:bCs w:val="false"/>
+                <w:i w:val="false"/>
+                <w:iCs w:val="false"/>
+                <w:sz w:val="20"/>
+                <w:szCs w:val="20"/>
+              </w:rPr>
+              <w:t>To see a short message that says what is going on and what to do whenever a screen has nothing to show or something is not working (e.g. “Nothing to do”, “No upcoming events - your calendar is clear”, “Voice commands are off: see Settings &gt; Device”, “All widgets are hidden”)</w:t>
+            </w:r>
+          </w:p>
+        </w:tc>
+        <w:tc>
+          <w:tcPr>
+            <w:tcW w:type="dxa" w:w="3200"/>
+            <w:tcBorders>
+              <w:top w:val="single" w:color="000000" w:sz="4"/>
+              <w:left w:val="single" w:color="000000" w:sz="4"/>
+              <w:bottom w:val="single" w:color="000000" w:sz="4"/>
+              <w:right w:val="single" w:color="000000" w:sz="4"/>
+            </w:tcBorders>
+            <w:vAlign w:val="center"/>
+          </w:tcPr>
+          <w:p>
+            <w:r>
+              <w:rPr>
+                <w:b w:val="false"/>
+                <w:bCs w:val="false"/>
+                <w:i w:val="false"/>
+                <w:iCs w:val="false"/>
+                <w:sz w:val="20"/>
+                <w:szCs w:val="20"/>
+              </w:rPr>
+              <w:t>I never face an empty or confusing screen</w:t>
+            </w:r>
+          </w:p>
+        </w:tc>
+      </w:tr>
+      <w:tr>
+        <w:tc>
+          <w:tcPr>
+            <w:tcW w:type="dxa" w:w="650"/>
+            <w:tcBorders>
+              <w:top w:val="single" w:color="000000" w:sz="4"/>
+              <w:left w:val="single" w:color="000000" w:sz="4"/>
+              <w:bottom w:val="single" w:color="000000" w:sz="4"/>
+              <w:right w:val="single" w:color="000000" w:sz="4"/>
+            </w:tcBorders>
+            <w:vAlign w:val="center"/>
+          </w:tcPr>
+          <w:p>
+            <w:r>
+              <w:rPr>
+                <w:b w:val="false"/>
+                <w:bCs w:val="false"/>
+                <w:i w:val="false"/>
+                <w:iCs w:val="false"/>
+                <w:sz w:val="20"/>
+                <w:szCs w:val="20"/>
+              </w:rPr>
+              <w:t>28</w:t>
+            </w:r>
+          </w:p>
+        </w:tc>
+        <w:tc>
+          <w:tcPr>
+            <w:tcW w:type="dxa" w:w="1400"/>
+            <w:tcBorders>
+              <w:top w:val="single" w:color="000000" w:sz="4"/>
+              <w:left w:val="single" w:color="000000" w:sz="4"/>
+              <w:bottom w:val="single" w:color="000000" w:sz="4"/>
+              <w:right w:val="single" w:color="000000" w:sz="4"/>
+            </w:tcBorders>
+            <w:vAlign w:val="center"/>
+          </w:tcPr>
+          <w:p>
+            <w:r>
+              <w:rPr>
+                <w:b w:val="false"/>
+                <w:bCs w:val="false"/>
+                <w:i w:val="false"/>
+                <w:iCs w:val="false"/>
+                <w:sz w:val="20"/>
+                <w:szCs w:val="20"/>
+              </w:rPr>
+              <w:t>See My Lists in the App</w:t>
+            </w:r>
+          </w:p>
+        </w:tc>
+        <w:tc>
+          <w:tcPr>
+            <w:tcW w:type="dxa" w:w="850"/>
+            <w:tcBorders>
+              <w:top w:val="single" w:color="000000" w:sz="4"/>
+              <w:left w:val="single" w:color="000000" w:sz="4"/>
+              <w:bottom w:val="single" w:color="000000" w:sz="4"/>
+              <w:right w:val="single" w:color="000000" w:sz="4"/>
+            </w:tcBorders>
+            <w:vAlign w:val="center"/>
+          </w:tcPr>
+          <w:p>
+            <w:r>
+              <w:rPr>
+                <w:b w:val="false"/>
+                <w:bCs w:val="false"/>
+                <w:i w:val="false"/>
+                <w:iCs w:val="false"/>
+                <w:sz w:val="20"/>
+                <w:szCs w:val="20"/>
+              </w:rPr>
+              <w:t>User</w:t>
+            </w:r>
+          </w:p>
+        </w:tc>
+        <w:tc>
+          <w:tcPr>
+            <w:tcW w:type="dxa" w:w="3250"/>
+            <w:tcBorders>
+              <w:top w:val="single" w:color="000000" w:sz="4"/>
+              <w:left w:val="single" w:color="000000" w:sz="4"/>
+              <w:bottom w:val="single" w:color="000000" w:sz="4"/>
+              <w:right w:val="single" w:color="000000" w:sz="4"/>
+            </w:tcBorders>
+            <w:vAlign w:val="center"/>
+          </w:tcPr>
+          <w:p>
+            <w:r>
+              <w:rPr>
+                <w:b w:val="false"/>
+                <w:bCs w:val="false"/>
+                <w:i w:val="false"/>
+                <w:iCs w:val="false"/>
+                <w:sz w:val="20"/>
+                <w:szCs w:val="20"/>
+              </w:rPr>
+              <w:t>To see both lists in the phone app, including changes still waiting for the display</w:t>
+            </w:r>
+          </w:p>
+        </w:tc>
+        <w:tc>
+          <w:tcPr>
+            <w:tcW w:type="dxa" w:w="3200"/>
+            <w:tcBorders>
+              <w:top w:val="single" w:color="000000" w:sz="4"/>
+              <w:left w:val="single" w:color="000000" w:sz="4"/>
+              <w:bottom w:val="single" w:color="000000" w:sz="4"/>
+              <w:right w:val="single" w:color="000000" w:sz="4"/>
+            </w:tcBorders>
+            <w:vAlign w:val="center"/>
+          </w:tcPr>
+          <w:p>
+            <w:r>
+              <w:rPr>
+                <w:b w:val="false"/>
+                <w:bCs w:val="false"/>
+                <w:i w:val="false"/>
+                <w:iCs w:val="false"/>
+                <w:sz w:val="20"/>
+                <w:szCs w:val="20"/>
+              </w:rPr>
+              <w:t>I can check my shopping list in the shop, away from the display</w:t>
+            </w:r>
+          </w:p>
+        </w:tc>
+      </w:tr>
+      <w:tr>
+        <w:tc>
+          <w:tcPr>
+            <w:tcW w:type="dxa" w:w="650"/>
+            <w:tcBorders>
+              <w:top w:val="single" w:color="000000" w:sz="4"/>
+              <w:left w:val="single" w:color="000000" w:sz="4"/>
+              <w:bottom w:val="single" w:color="000000" w:sz="4"/>
+              <w:right w:val="single" w:color="000000" w:sz="4"/>
+            </w:tcBorders>
+            <w:vAlign w:val="center"/>
+          </w:tcPr>
+          <w:p>
+            <w:r>
+              <w:rPr>
+                <w:b w:val="false"/>
+                <w:bCs w:val="false"/>
+                <w:i w:val="false"/>
+                <w:iCs w:val="false"/>
+                <w:sz w:val="20"/>
+                <w:szCs w:val="20"/>
+              </w:rPr>
+              <w:t>29</w:t>
+            </w:r>
+          </w:p>
+        </w:tc>
+        <w:tc>
+          <w:tcPr>
+            <w:tcW w:type="dxa" w:w="1400"/>
+            <w:tcBorders>
+              <w:top w:val="single" w:color="000000" w:sz="4"/>
+              <w:left w:val="single" w:color="000000" w:sz="4"/>
+              <w:bottom w:val="single" w:color="000000" w:sz="4"/>
+              <w:right w:val="single" w:color="000000" w:sz="4"/>
+            </w:tcBorders>
+            <w:vAlign w:val="center"/>
+          </w:tcPr>
+          <w:p>
+            <w:r>
+              <w:rPr>
+                <w:b w:val="false"/>
+                <w:bCs w:val="false"/>
+                <w:i w:val="false"/>
+                <w:iCs w:val="false"/>
+                <w:sz w:val="20"/>
+                <w:szCs w:val="20"/>
+              </w:rPr>
+              <w:t>Type a Command</w:t>
+            </w:r>
+          </w:p>
+        </w:tc>
+        <w:tc>
+          <w:tcPr>
+            <w:tcW w:type="dxa" w:w="850"/>
+            <w:tcBorders>
+              <w:top w:val="single" w:color="000000" w:sz="4"/>
+              <w:left w:val="single" w:color="000000" w:sz="4"/>
+              <w:bottom w:val="single" w:color="000000" w:sz="4"/>
+              <w:right w:val="single" w:color="000000" w:sz="4"/>
+            </w:tcBorders>
+            <w:vAlign w:val="center"/>
+          </w:tcPr>
+          <w:p>
+            <w:r>
+              <w:rPr>
+                <w:b w:val="false"/>
+                <w:bCs w:val="false"/>
+                <w:i w:val="false"/>
+                <w:iCs w:val="false"/>
+                <w:sz w:val="20"/>
+                <w:szCs w:val="20"/>
+              </w:rPr>
+              <w:t>User</w:t>
+            </w:r>
+          </w:p>
+        </w:tc>
+        <w:tc>
+          <w:tcPr>
+            <w:tcW w:type="dxa" w:w="3250"/>
+            <w:tcBorders>
+              <w:top w:val="single" w:color="000000" w:sz="4"/>
+              <w:left w:val="single" w:color="000000" w:sz="4"/>
+              <w:bottom w:val="single" w:color="000000" w:sz="4"/>
+              <w:right w:val="single" w:color="000000" w:sz="4"/>
+            </w:tcBorders>
+            <w:vAlign w:val="center"/>
+          </w:tcPr>
+          <w:p>
+            <w:r>
+              <w:rPr>
+                <w:b w:val="false"/>
+                <w:bCs w:val="false"/>
+                <w:i w:val="false"/>
+                <w:iCs w:val="false"/>
+                <w:sz w:val="20"/>
+                <w:szCs w:val="20"/>
+              </w:rPr>
+              <w:t>To type a command (e.g. “Add milk to my shopping list”) instead of speaking, with the same rules and answers as voice</w:t>
+            </w:r>
+          </w:p>
+        </w:tc>
+        <w:tc>
+          <w:tcPr>
+            <w:tcW w:type="dxa" w:w="3200"/>
+            <w:tcBorders>
+              <w:top w:val="single" w:color="000000" w:sz="4"/>
+              <w:left w:val="single" w:color="000000" w:sz="4"/>
+              <w:bottom w:val="single" w:color="000000" w:sz="4"/>
+              <w:right w:val="single" w:color="000000" w:sz="4"/>
+            </w:tcBorders>
+            <w:vAlign w:val="center"/>
+          </w:tcPr>
+          <w:p>
+            <w:r>
+              <w:rPr>
+                <w:b w:val="false"/>
+                <w:bCs w:val="false"/>
+                <w:i w:val="false"/>
+                <w:iCs w:val="false"/>
+                <w:sz w:val="20"/>
+                <w:szCs w:val="20"/>
+              </w:rPr>
+              <w:t>I can use the lists in a noisy or quiet place, or without the microphone</w:t>
+            </w:r>
+          </w:p>
+        </w:tc>
+      </w:tr>
+      <w:tr>
+        <w:tc>
+          <w:tcPr>
+            <w:tcW w:type="dxa" w:w="650"/>
+            <w:tcBorders>
+              <w:top w:val="single" w:color="000000" w:sz="4"/>
+              <w:left w:val="single" w:color="000000" w:sz="4"/>
+              <w:bottom w:val="single" w:color="000000" w:sz="4"/>
+              <w:right w:val="single" w:color="000000" w:sz="4"/>
+            </w:tcBorders>
+            <w:vAlign w:val="center"/>
+          </w:tcPr>
+          <w:p>
+            <w:r>
+              <w:rPr>
+                <w:b w:val="false"/>
+                <w:bCs w:val="false"/>
+                <w:i w:val="false"/>
+                <w:iCs w:val="false"/>
+                <w:sz w:val="20"/>
+                <w:szCs w:val="20"/>
+              </w:rPr>
+              <w:t>30</w:t>
+            </w:r>
+          </w:p>
+        </w:tc>
+        <w:tc>
+          <w:tcPr>
+            <w:tcW w:type="dxa" w:w="1400"/>
+            <w:tcBorders>
+              <w:top w:val="single" w:color="000000" w:sz="4"/>
+              <w:left w:val="single" w:color="000000" w:sz="4"/>
+              <w:bottom w:val="single" w:color="000000" w:sz="4"/>
+              <w:right w:val="single" w:color="000000" w:sz="4"/>
+            </w:tcBorders>
+            <w:vAlign w:val="center"/>
+          </w:tcPr>
+          <w:p>
+            <w:r>
+              <w:rPr>
+                <w:b w:val="false"/>
+                <w:bCs w:val="false"/>
+                <w:i w:val="false"/>
+                <w:iCs w:val="false"/>
+                <w:sz w:val="20"/>
+                <w:szCs w:val="20"/>
+              </w:rPr>
+              <w:t>Reset the Display</w:t>
+            </w:r>
+          </w:p>
+        </w:tc>
+        <w:tc>
+          <w:tcPr>
+            <w:tcW w:type="dxa" w:w="850"/>
+            <w:tcBorders>
+              <w:top w:val="single" w:color="000000" w:sz="4"/>
+              <w:left w:val="single" w:color="000000" w:sz="4"/>
+              <w:bottom w:val="single" w:color="000000" w:sz="4"/>
+              <w:right w:val="single" w:color="000000" w:sz="4"/>
+            </w:tcBorders>
+            <w:vAlign w:val="center"/>
+          </w:tcPr>
+          <w:p>
+            <w:r>
+              <w:rPr>
+                <w:b w:val="false"/>
+                <w:bCs w:val="false"/>
+                <w:i w:val="false"/>
+                <w:iCs w:val="false"/>
+                <w:sz w:val="20"/>
+                <w:szCs w:val="20"/>
+              </w:rPr>
+              <w:t>Admin</w:t>
+            </w:r>
+          </w:p>
+        </w:tc>
+        <w:tc>
+          <w:tcPr>
+            <w:tcW w:type="dxa" w:w="3250"/>
+            <w:tcBorders>
+              <w:top w:val="single" w:color="000000" w:sz="4"/>
+              <w:left w:val="single" w:color="000000" w:sz="4"/>
+              <w:bottom w:val="single" w:color="000000" w:sz="4"/>
+              <w:right w:val="single" w:color="000000" w:sz="4"/>
+            </w:tcBorders>
+            <w:vAlign w:val="center"/>
+          </w:tcPr>
+          <w:p>
+            <w:r>
+              <w:rPr>
+                <w:b w:val="false"/>
+                <w:bCs w:val="false"/>
+                <w:i w:val="false"/>
+                <w:iCs w:val="false"/>
+                <w:sz w:val="20"/>
+                <w:szCs w:val="20"/>
+              </w:rPr>
+              <w:t>To erase everything saved on the display (WiFi, setup values, lists, settings) from Settings &gt; Device, with a second tap to confirm</w:t>
+            </w:r>
+          </w:p>
+        </w:tc>
+        <w:tc>
+          <w:tcPr>
+            <w:tcW w:type="dxa" w:w="3200"/>
+            <w:tcBorders>
+              <w:top w:val="single" w:color="000000" w:sz="4"/>
+              <w:left w:val="single" w:color="000000" w:sz="4"/>
+              <w:bottom w:val="single" w:color="000000" w:sz="4"/>
+              <w:right w:val="single" w:color="000000" w:sz="4"/>
+            </w:tcBorders>
+            <w:vAlign w:val="center"/>
+          </w:tcPr>
+          <w:p>
+            <w:r>
+              <w:rPr>
+                <w:b w:val="false"/>
+                <w:bCs w:val="false"/>
+                <w:i w:val="false"/>
+                <w:iCs w:val="false"/>
+                <w:sz w:val="20"/>
+                <w:szCs w:val="20"/>
+              </w:rPr>
+              <w:t>I can give the display to someone else or move it to a new home safely</w:t>
+            </w:r>
+          </w:p>
+        </w:tc>
+      </w:tr>
+      <w:tr>
+        <w:tc>
+          <w:tcPr>
+            <w:tcW w:type="dxa" w:w="650"/>
+            <w:tcBorders>
+              <w:top w:val="single" w:color="000000" w:sz="4"/>
+              <w:left w:val="single" w:color="000000" w:sz="4"/>
+              <w:bottom w:val="single" w:color="000000" w:sz="4"/>
+              <w:right w:val="single" w:color="000000" w:sz="4"/>
+            </w:tcBorders>
+            <w:vAlign w:val="center"/>
+          </w:tcPr>
+          <w:p>
+            <w:r>
+              <w:rPr>
+                <w:b w:val="false"/>
+                <w:bCs w:val="false"/>
+                <w:i w:val="false"/>
+                <w:iCs w:val="false"/>
+                <w:sz w:val="20"/>
+                <w:szCs w:val="20"/>
+              </w:rPr>
+              <w:t>31</w:t>
+            </w:r>
+          </w:p>
+        </w:tc>
+        <w:tc>
+          <w:tcPr>
+            <w:tcW w:type="dxa" w:w="1400"/>
+            <w:tcBorders>
+              <w:top w:val="single" w:color="000000" w:sz="4"/>
+              <w:left w:val="single" w:color="000000" w:sz="4"/>
+              <w:bottom w:val="single" w:color="000000" w:sz="4"/>
+              <w:right w:val="single" w:color="000000" w:sz="4"/>
+            </w:tcBorders>
+            <w:vAlign w:val="center"/>
+          </w:tcPr>
+          <w:p>
+            <w:r>
+              <w:rPr>
+                <w:b w:val="false"/>
+                <w:bCs w:val="false"/>
+                <w:i w:val="false"/>
+                <w:iCs w:val="false"/>
+                <w:sz w:val="20"/>
+                <w:szCs w:val="20"/>
+              </w:rPr>
+              <w:t>Clear a List</w:t>
+            </w:r>
+          </w:p>
+        </w:tc>
+        <w:tc>
+          <w:tcPr>
+            <w:tcW w:type="dxa" w:w="850"/>
+            <w:tcBorders>
+              <w:top w:val="single" w:color="000000" w:sz="4"/>
+              <w:left w:val="single" w:color="000000" w:sz="4"/>
+              <w:bottom w:val="single" w:color="000000" w:sz="4"/>
+              <w:right w:val="single" w:color="000000" w:sz="4"/>
+            </w:tcBorders>
+            <w:vAlign w:val="center"/>
+          </w:tcPr>
+          <w:p>
+            <w:r>
+              <w:rPr>
+                <w:b w:val="false"/>
+                <w:bCs w:val="false"/>
+                <w:i w:val="false"/>
+                <w:iCs w:val="false"/>
+                <w:sz w:val="20"/>
+                <w:szCs w:val="20"/>
+              </w:rPr>
+              <w:t>User</w:t>
+            </w:r>
+          </w:p>
+        </w:tc>
+        <w:tc>
+          <w:tcPr>
+            <w:tcW w:type="dxa" w:w="3250"/>
+            <w:tcBorders>
+              <w:top w:val="single" w:color="000000" w:sz="4"/>
+              <w:left w:val="single" w:color="000000" w:sz="4"/>
+              <w:bottom w:val="single" w:color="000000" w:sz="4"/>
+              <w:right w:val="single" w:color="000000" w:sz="4"/>
+            </w:tcBorders>
+            <w:vAlign w:val="center"/>
+          </w:tcPr>
+          <w:p>
+            <w:r>
+              <w:rPr>
+                <w:b w:val="false"/>
+                <w:bCs w:val="false"/>
+                <w:i w:val="false"/>
+                <w:iCs w:val="false"/>
+                <w:sz w:val="20"/>
+                <w:szCs w:val="20"/>
+              </w:rPr>
+              <w:t>To empty the shopping list or the to-do list on the display with a “Clear list” button at the end of the list, with a second tap to confirm</w:t>
+            </w:r>
+          </w:p>
+        </w:tc>
+        <w:tc>
+          <w:tcPr>
+            <w:tcW w:type="dxa" w:w="3200"/>
+            <w:tcBorders>
+              <w:top w:val="single" w:color="000000" w:sz="4"/>
+              <w:left w:val="single" w:color="000000" w:sz="4"/>
+              <w:bottom w:val="single" w:color="000000" w:sz="4"/>
+              <w:right w:val="single" w:color="000000" w:sz="4"/>
+            </w:tcBorders>
+            <w:vAlign w:val="center"/>
+          </w:tcPr>
+          <w:p>
+            <w:r>
+              <w:rPr>
+                <w:b w:val="false"/>
+                <w:bCs w:val="false"/>
+                <w:i w:val="false"/>
+                <w:iCs w:val="false"/>
+                <w:sz w:val="20"/>
+                <w:szCs w:val="20"/>
+              </w:rPr>
+              <w:t>I can start a fresh list after shopping without removing each item</w:t>
             </w:r>
           </w:p>
         </w:tc>
@@ -2454,7 +4359,7 @@
           <w:i/>
           <w:iCs/>
         </w:rPr>
-        <w:t xml:space="preserve">Status: all stories above are implemented in the final version. Changes from the original plan: story 6 now covers the display's appearance (theme, clock format, weather city) instead of choosing which information is shown; story 11 has no language setting (Hebrew text is supported instead, story 16); story 13.b shows the interpreted action instead of the transcription (instructor feedback); story 14 wakes on touch only (the board has no motion sensor). Stories 15 and 16 were added during development.</w:t>
+        <w:t>Status: all stories above are implemented in the final version. Changes from the original plan: story 6 now covers the display's appearance (theme, clock format, weather city) instead of choosing which information is shown (choosing the home screen widgets is story 17); story 11 has no language setting (Hebrew text is supported instead, story 16); story 13.b shows the interpreted action instead of the transcription (instructor feedback); story 14 wakes on touch only (the board has no motion sensor). Stories 15 and 16 were added during development. Stories 17 to 31 were added after mentor meeting 4 (18 October 2026): home screen customization (lecturer's suggestion), setup without code, voice commands while the display is offline, and the robustness and user-experience review. There is no story 3: the numbering follows the original proposal, which also had none.</w:t>
       </w:r>
     </w:p>
     <w:p>
@@ -2479,15 +4384,15 @@
         </w:tblBorders>
       </w:tblPr>
       <w:tblGrid>
-        <w:gridCol w:w="400"/>
-        <w:gridCol w:w="4700"/>
+        <w:gridCol w:w="520"/>
+        <w:gridCol w:w="4580"/>
         <w:gridCol w:w="1650"/>
         <w:gridCol w:w="2600"/>
       </w:tblGrid>
       <w:tr>
         <w:tc>
           <w:tcPr>
-            <w:tcW w:type="dxa" w:w="400"/>
+            <w:tcW w:type="dxa" w:w="520"/>
             <w:tcBorders>
               <w:top w:val="single" w:color="000000" w:sz="4"/>
               <w:left w:val="single" w:color="000000" w:sz="4"/>
@@ -2512,7 +4417,7 @@
         </w:tc>
         <w:tc>
           <w:tcPr>
-            <w:tcW w:type="dxa" w:w="4700"/>
+            <w:tcW w:type="dxa" w:w="4580"/>
             <w:tcBorders>
               <w:top w:val="single" w:color="000000" w:sz="4"/>
               <w:left w:val="single" w:color="000000" w:sz="4"/>
@@ -2590,7 +4495,7 @@
       <w:tr>
         <w:tc>
           <w:tcPr>
-            <w:tcW w:type="dxa" w:w="400"/>
+            <w:tcW w:type="dxa" w:w="520"/>
             <w:tcBorders>
               <w:top w:val="single" w:color="000000" w:sz="4"/>
               <w:left w:val="single" w:color="000000" w:sz="4"/>
@@ -2615,7 +4520,7 @@
         </w:tc>
         <w:tc>
           <w:tcPr>
-            <w:tcW w:type="dxa" w:w="4700"/>
+            <w:tcW w:type="dxa" w:w="4580"/>
             <w:tcBorders>
               <w:top w:val="single" w:color="000000" w:sz="4"/>
               <w:left w:val="single" w:color="000000" w:sz="4"/>
@@ -2692,7 +4597,7 @@
       <w:tr>
         <w:tc>
           <w:tcPr>
-            <w:tcW w:type="dxa" w:w="400"/>
+            <w:tcW w:type="dxa" w:w="520"/>
             <w:tcBorders>
               <w:top w:val="single" w:color="000000" w:sz="4"/>
               <w:left w:val="single" w:color="000000" w:sz="4"/>
@@ -2717,7 +4622,7 @@
         </w:tc>
         <w:tc>
           <w:tcPr>
-            <w:tcW w:type="dxa" w:w="4700"/>
+            <w:tcW w:type="dxa" w:w="4580"/>
             <w:tcBorders>
               <w:top w:val="single" w:color="000000" w:sz="4"/>
               <w:left w:val="single" w:color="000000" w:sz="4"/>
@@ -2794,7 +4699,7 @@
       <w:tr>
         <w:tc>
           <w:tcPr>
-            <w:tcW w:type="dxa" w:w="400"/>
+            <w:tcW w:type="dxa" w:w="520"/>
             <w:tcBorders>
               <w:top w:val="single" w:color="000000" w:sz="4"/>
               <w:left w:val="single" w:color="000000" w:sz="4"/>
@@ -2819,7 +4724,7 @@
         </w:tc>
         <w:tc>
           <w:tcPr>
-            <w:tcW w:type="dxa" w:w="4700"/>
+            <w:tcW w:type="dxa" w:w="4580"/>
             <w:tcBorders>
               <w:top w:val="single" w:color="000000" w:sz="4"/>
               <w:left w:val="single" w:color="000000" w:sz="4"/>
@@ -2863,7 +4768,7 @@
                 <w:sz w:val="20"/>
                 <w:szCs w:val="20"/>
               </w:rPr>
-              <w:t xml:space="preserve">1,13.a,13.b</w:t>
+              <w:t>1,13.a,13.b,19,21</w:t>
             </w:r>
           </w:p>
         </w:tc>
@@ -2896,7 +4801,7 @@
       <w:tr>
         <w:tc>
           <w:tcPr>
-            <w:tcW w:type="dxa" w:w="400"/>
+            <w:tcW w:type="dxa" w:w="520"/>
             <w:tcBorders>
               <w:top w:val="single" w:color="000000" w:sz="4"/>
               <w:left w:val="single" w:color="000000" w:sz="4"/>
@@ -2921,7 +4826,7 @@
         </w:tc>
         <w:tc>
           <w:tcPr>
-            <w:tcW w:type="dxa" w:w="4700"/>
+            <w:tcW w:type="dxa" w:w="4580"/>
             <w:tcBorders>
               <w:top w:val="single" w:color="000000" w:sz="4"/>
               <w:left w:val="single" w:color="000000" w:sz="4"/>
@@ -2965,7 +4870,7 @@
                 <w:sz w:val="20"/>
                 <w:szCs w:val="20"/>
               </w:rPr>
-              <w:t xml:space="preserve">6,8,10,11,12a,12b</w:t>
+              <w:t>4,6,8,10,11,12a,12b,17</w:t>
             </w:r>
           </w:p>
         </w:tc>
@@ -2998,7 +4903,7 @@
       <w:tr>
         <w:tc>
           <w:tcPr>
-            <w:tcW w:type="dxa" w:w="400"/>
+            <w:tcW w:type="dxa" w:w="520"/>
             <w:tcBorders>
               <w:top w:val="single" w:color="000000" w:sz="4"/>
               <w:left w:val="single" w:color="000000" w:sz="4"/>
@@ -3023,7 +4928,7 @@
         </w:tc>
         <w:tc>
           <w:tcPr>
-            <w:tcW w:type="dxa" w:w="4700"/>
+            <w:tcW w:type="dxa" w:w="4580"/>
             <w:tcBorders>
               <w:top w:val="single" w:color="000000" w:sz="4"/>
               <w:left w:val="single" w:color="000000" w:sz="4"/>
@@ -3067,7 +4972,7 @@
                 <w:sz w:val="20"/>
                 <w:szCs w:val="20"/>
               </w:rPr>
-              <w:t xml:space="preserve">1,7</w:t>
+              <w:t>1,7,18</w:t>
             </w:r>
           </w:p>
         </w:tc>
@@ -3100,7 +5005,7 @@
       <w:tr>
         <w:tc>
           <w:tcPr>
-            <w:tcW w:type="dxa" w:w="400"/>
+            <w:tcW w:type="dxa" w:w="520"/>
             <w:tcBorders>
               <w:top w:val="single" w:color="000000" w:sz="4"/>
               <w:left w:val="single" w:color="000000" w:sz="4"/>
@@ -3125,7 +5030,7 @@
         </w:tc>
         <w:tc>
           <w:tcPr>
-            <w:tcW w:type="dxa" w:w="4700"/>
+            <w:tcW w:type="dxa" w:w="4580"/>
             <w:tcBorders>
               <w:top w:val="single" w:color="000000" w:sz="4"/>
               <w:left w:val="single" w:color="000000" w:sz="4"/>
@@ -3169,7 +5074,7 @@
                 <w:sz w:val="20"/>
                 <w:szCs w:val="20"/>
               </w:rPr>
-              <w:t xml:space="preserve">6,8,10,11,12a,12b</w:t>
+              <w:t>6,8,10,11,12a,12b,17</w:t>
             </w:r>
           </w:p>
         </w:tc>
@@ -3202,7 +5107,7 @@
       <w:tr>
         <w:tc>
           <w:tcPr>
-            <w:tcW w:type="dxa" w:w="400"/>
+            <w:tcW w:type="dxa" w:w="520"/>
             <w:tcBorders>
               <w:top w:val="single" w:color="000000" w:sz="4"/>
               <w:left w:val="single" w:color="000000" w:sz="4"/>
@@ -3227,7 +5132,7 @@
         </w:tc>
         <w:tc>
           <w:tcPr>
-            <w:tcW w:type="dxa" w:w="4700"/>
+            <w:tcW w:type="dxa" w:w="4580"/>
             <w:tcBorders>
               <w:top w:val="single" w:color="000000" w:sz="4"/>
               <w:left w:val="single" w:color="000000" w:sz="4"/>
@@ -3271,7 +5176,7 @@
                 <w:sz w:val="20"/>
                 <w:szCs w:val="20"/>
               </w:rPr>
-              <w:t xml:space="preserve">1,13.a,13.b</w:t>
+              <w:t>1,13.a,13.b,19,20,23</w:t>
             </w:r>
           </w:p>
         </w:tc>
@@ -3304,7 +5209,7 @@
       <w:tr>
         <w:tc>
           <w:tcPr>
-            <w:tcW w:type="dxa" w:w="400"/>
+            <w:tcW w:type="dxa" w:w="520"/>
             <w:tcBorders>
               <w:top w:val="single" w:color="000000" w:sz="4"/>
               <w:left w:val="single" w:color="000000" w:sz="4"/>
@@ -3329,7 +5234,7 @@
         </w:tc>
         <w:tc>
           <w:tcPr>
-            <w:tcW w:type="dxa" w:w="4700"/>
+            <w:tcW w:type="dxa" w:w="4580"/>
             <w:tcBorders>
               <w:top w:val="single" w:color="000000" w:sz="4"/>
               <w:left w:val="single" w:color="000000" w:sz="4"/>
@@ -3406,7 +5311,7 @@
       <w:tr>
         <w:tc>
           <w:tcPr>
-            <w:tcW w:type="dxa" w:w="400"/>
+            <w:tcW w:type="dxa" w:w="520"/>
             <w:tcBorders>
               <w:top w:val="single" w:color="000000" w:sz="4"/>
               <w:left w:val="single" w:color="000000" w:sz="4"/>
@@ -3431,7 +5336,7 @@
         </w:tc>
         <w:tc>
           <w:tcPr>
-            <w:tcW w:type="dxa" w:w="4700"/>
+            <w:tcW w:type="dxa" w:w="4580"/>
             <w:tcBorders>
               <w:top w:val="single" w:color="000000" w:sz="4"/>
               <w:left w:val="single" w:color="000000" w:sz="4"/>
@@ -3501,6 +5406,312 @@
                 <w:szCs w:val="20"/>
               </w:rPr>
               <w:t xml:space="preserve">Conversational Actions sunset overview</w:t>
+            </w:r>
+          </w:p>
+        </w:tc>
+      </w:tr>
+      <w:tr>
+        <w:tc>
+          <w:tcPr>
+            <w:tcW w:type="dxa" w:w="520"/>
+            <w:tcBorders>
+              <w:top w:val="single" w:color="000000" w:sz="4"/>
+              <w:left w:val="single" w:color="000000" w:sz="4"/>
+              <w:bottom w:val="single" w:color="000000" w:sz="4"/>
+              <w:right w:val="single" w:color="000000" w:sz="4"/>
+            </w:tcBorders>
+            <w:vAlign w:val="center"/>
+          </w:tcPr>
+          <w:p>
+            <w:r>
+              <w:rPr>
+                <w:b w:val="false"/>
+                <w:bCs w:val="false"/>
+                <w:i w:val="false"/>
+                <w:iCs w:val="false"/>
+                <w:sz w:val="20"/>
+                <w:szCs w:val="20"/>
+              </w:rPr>
+              <w:t>10</w:t>
+            </w:r>
+          </w:p>
+        </w:tc>
+        <w:tc>
+          <w:tcPr>
+            <w:tcW w:type="dxa" w:w="4580"/>
+            <w:tcBorders>
+              <w:top w:val="single" w:color="000000" w:sz="4"/>
+              <w:left w:val="single" w:color="000000" w:sz="4"/>
+              <w:bottom w:val="single" w:color="000000" w:sz="4"/>
+              <w:right w:val="single" w:color="000000" w:sz="4"/>
+            </w:tcBorders>
+            <w:vAlign w:val="center"/>
+          </w:tcPr>
+          <w:p>
+            <w:r>
+              <w:rPr>
+                <w:b w:val="false"/>
+                <w:bCs w:val="false"/>
+                <w:i w:val="false"/>
+                <w:iCs w:val="false"/>
+                <w:sz w:val="20"/>
+                <w:szCs w:val="20"/>
+              </w:rPr>
+              <w:t>WiFiManager library: phone setup page for the WiFi, extended with our own fields for the Firebase and Google Calendar settings</w:t>
+            </w:r>
+          </w:p>
+        </w:tc>
+        <w:tc>
+          <w:tcPr>
+            <w:tcW w:type="dxa" w:w="1650"/>
+            <w:tcBorders>
+              <w:top w:val="single" w:color="000000" w:sz="4"/>
+              <w:left w:val="single" w:color="000000" w:sz="4"/>
+              <w:bottom w:val="single" w:color="000000" w:sz="4"/>
+              <w:right w:val="single" w:color="000000" w:sz="4"/>
+            </w:tcBorders>
+            <w:vAlign w:val="center"/>
+          </w:tcPr>
+          <w:p>
+            <w:r>
+              <w:rPr>
+                <w:b w:val="false"/>
+                <w:bCs w:val="false"/>
+                <w:i w:val="false"/>
+                <w:iCs w:val="false"/>
+                <w:sz w:val="20"/>
+                <w:szCs w:val="20"/>
+              </w:rPr>
+              <w:t>7,18</w:t>
+            </w:r>
+          </w:p>
+        </w:tc>
+        <w:tc>
+          <w:tcPr>
+            <w:tcW w:type="dxa" w:w="2600"/>
+            <w:tcBorders>
+              <w:top w:val="single" w:color="000000" w:sz="4"/>
+              <w:left w:val="single" w:color="000000" w:sz="4"/>
+              <w:bottom w:val="single" w:color="000000" w:sz="4"/>
+              <w:right w:val="single" w:color="000000" w:sz="4"/>
+            </w:tcBorders>
+            <w:vAlign w:val="center"/>
+          </w:tcPr>
+          <w:p>
+            <w:r>
+              <w:rPr>
+                <w:b w:val="false"/>
+                <w:bCs w:val="false"/>
+                <w:i w:val="false"/>
+                <w:iCs w:val="false"/>
+                <w:sz w:val="20"/>
+                <w:szCs w:val="20"/>
+              </w:rPr>
+              <w:t>WiFiManager (github.com/tzapu/WiFiManager)</w:t>
+            </w:r>
+          </w:p>
+        </w:tc>
+      </w:tr>
+      <w:tr>
+        <w:tc>
+          <w:tcPr>
+            <w:tcW w:type="dxa" w:w="520"/>
+            <w:tcBorders>
+              <w:top w:val="single" w:color="000000" w:sz="4"/>
+              <w:left w:val="single" w:color="000000" w:sz="4"/>
+              <w:bottom w:val="single" w:color="000000" w:sz="4"/>
+              <w:right w:val="single" w:color="000000" w:sz="4"/>
+            </w:tcBorders>
+            <w:vAlign w:val="center"/>
+          </w:tcPr>
+          <w:p>
+            <w:r>
+              <w:rPr>
+                <w:b w:val="false"/>
+                <w:bCs w:val="false"/>
+                <w:i w:val="false"/>
+                <w:iCs w:val="false"/>
+                <w:sz w:val="20"/>
+                <w:szCs w:val="20"/>
+              </w:rPr>
+              <w:t>11</w:t>
+            </w:r>
+          </w:p>
+        </w:tc>
+        <w:tc>
+          <w:tcPr>
+            <w:tcW w:type="dxa" w:w="4580"/>
+            <w:tcBorders>
+              <w:top w:val="single" w:color="000000" w:sz="4"/>
+              <w:left w:val="single" w:color="000000" w:sz="4"/>
+              <w:bottom w:val="single" w:color="000000" w:sz="4"/>
+              <w:right w:val="single" w:color="000000" w:sz="4"/>
+            </w:tcBorders>
+            <w:vAlign w:val="center"/>
+          </w:tcPr>
+          <w:p>
+            <w:r>
+              <w:rPr>
+                <w:b w:val="false"/>
+                <w:bCs w:val="false"/>
+                <w:i w:val="false"/>
+                <w:iCs w:val="false"/>
+                <w:sz w:val="20"/>
+                <w:szCs w:val="20"/>
+              </w:rPr>
+              <w:t>Gemini API JSON output mode, used to turn the recorded command into {transcript, action, item, list} that our server then checks by fixed rules</w:t>
+            </w:r>
+          </w:p>
+        </w:tc>
+        <w:tc>
+          <w:tcPr>
+            <w:tcW w:type="dxa" w:w="1650"/>
+            <w:tcBorders>
+              <w:top w:val="single" w:color="000000" w:sz="4"/>
+              <w:left w:val="single" w:color="000000" w:sz="4"/>
+              <w:bottom w:val="single" w:color="000000" w:sz="4"/>
+              <w:right w:val="single" w:color="000000" w:sz="4"/>
+            </w:tcBorders>
+            <w:vAlign w:val="center"/>
+          </w:tcPr>
+          <w:p>
+            <w:r>
+              <w:rPr>
+                <w:b w:val="false"/>
+                <w:bCs w:val="false"/>
+                <w:i w:val="false"/>
+                <w:iCs w:val="false"/>
+                <w:sz w:val="20"/>
+                <w:szCs w:val="20"/>
+              </w:rPr>
+              <w:t>1,13.b,21</w:t>
+            </w:r>
+          </w:p>
+        </w:tc>
+        <w:tc>
+          <w:tcPr>
+            <w:tcW w:type="dxa" w:w="2600"/>
+            <w:tcBorders>
+              <w:top w:val="single" w:color="000000" w:sz="4"/>
+              <w:left w:val="single" w:color="000000" w:sz="4"/>
+              <w:bottom w:val="single" w:color="000000" w:sz="4"/>
+              <w:right w:val="single" w:color="000000" w:sz="4"/>
+            </w:tcBorders>
+            <w:vAlign w:val="center"/>
+          </w:tcPr>
+          <w:p>
+            <w:r>
+              <w:rPr>
+                <w:b w:val="false"/>
+                <w:bCs w:val="false"/>
+                <w:i w:val="false"/>
+                <w:iCs w:val="false"/>
+                <w:sz w:val="20"/>
+                <w:szCs w:val="20"/>
+              </w:rPr>
+              <w:t>Gemini API - Structured output (JSON mode)</w:t>
+            </w:r>
+          </w:p>
+        </w:tc>
+      </w:tr>
+      <w:tr>
+        <w:tc>
+          <w:tcPr>
+            <w:tcW w:type="dxa" w:w="520"/>
+            <w:tcBorders>
+              <w:top w:val="single" w:color="000000" w:sz="4"/>
+              <w:left w:val="single" w:color="000000" w:sz="4"/>
+              <w:bottom w:val="single" w:color="000000" w:sz="4"/>
+              <w:right w:val="single" w:color="000000" w:sz="4"/>
+            </w:tcBorders>
+            <w:vAlign w:val="center"/>
+          </w:tcPr>
+          <w:p>
+            <w:r>
+              <w:rPr>
+                <w:b w:val="false"/>
+                <w:bCs w:val="false"/>
+                <w:i w:val="false"/>
+                <w:iCs w:val="false"/>
+                <w:sz w:val="20"/>
+                <w:szCs w:val="20"/>
+              </w:rPr>
+              <w:t>12</w:t>
+            </w:r>
+          </w:p>
+        </w:tc>
+        <w:tc>
+          <w:tcPr>
+            <w:tcW w:type="dxa" w:w="4580"/>
+            <w:tcBorders>
+              <w:top w:val="single" w:color="000000" w:sz="4"/>
+              <w:left w:val="single" w:color="000000" w:sz="4"/>
+              <w:bottom w:val="single" w:color="000000" w:sz="4"/>
+              <w:right w:val="single" w:color="000000" w:sz="4"/>
+            </w:tcBorders>
+            <w:vAlign w:val="center"/>
+          </w:tcPr>
+          <w:p>
+            <w:r>
+              <w:rPr>
+                <w:b w:val="false"/>
+                <w:bCs w:val="false"/>
+                <w:i w:val="false"/>
+                <w:iCs w:val="false"/>
+                <w:sz w:val="20"/>
+                <w:szCs w:val="20"/>
+              </w:rPr>
+              <w:t>ESP-IDF task watchdog, used to restart the display automatically if it freezes</w:t>
+            </w:r>
+          </w:p>
+        </w:tc>
+        <w:tc>
+          <w:tcPr>
+            <w:tcW w:type="dxa" w:w="1650"/>
+            <w:tcBorders>
+              <w:top w:val="single" w:color="000000" w:sz="4"/>
+              <w:left w:val="single" w:color="000000" w:sz="4"/>
+              <w:bottom w:val="single" w:color="000000" w:sz="4"/>
+              <w:right w:val="single" w:color="000000" w:sz="4"/>
+            </w:tcBorders>
+            <w:vAlign w:val="center"/>
+          </w:tcPr>
+          <w:p>
+            <w:r>
+              <w:rPr>
+                <w:b w:val="false"/>
+                <w:bCs w:val="false"/>
+                <w:i w:val="false"/>
+                <w:iCs w:val="false"/>
+                <w:sz w:val="20"/>
+                <w:szCs w:val="20"/>
+              </w:rPr>
+              <w:t>25</w:t>
+            </w:r>
+          </w:p>
+        </w:tc>
+        <w:tc>
+          <w:tcPr>
+            <w:tcW w:type="dxa" w:w="2600"/>
+            <w:tcBorders>
+              <w:top w:val="single" w:color="000000" w:sz="4"/>
+              <w:left w:val="single" w:color="000000" w:sz="4"/>
+              <w:bottom w:val="single" w:color="000000" w:sz="4"/>
+              <w:right w:val="single" w:color="000000" w:sz="4"/>
+            </w:tcBorders>
+            <w:vAlign w:val="center"/>
+          </w:tcPr>
+          <w:p>
+            <w:r>
+              <w:rPr>
+                <w:b w:val="false"/>
+                <w:bCs w:val="false"/>
+                <w:i w:val="false"/>
+                <w:iCs w:val="false"/>
+                <w:sz w:val="20"/>
+                <w:szCs w:val="20"/>
+              </w:rPr>
+              <w:t>ESP-IDF Task Watchdog Timer documentation</w:t>
             </w:r>
           </w:p>
         </w:tc>
